--- a/docs/sensor_especificacoes.docx
+++ b/docs/sensor_especificacoes.docx
@@ -116,7 +116,16 @@
         <w:pStyle w:val="Abnt-02"/>
       </w:pPr>
       <w:r>
-        <w:t>2.1 Sensores digitais ou binários</w:t>
+        <w:t xml:space="preserve">2.1 Sensores digitais </w:t>
+      </w:r>
+      <w:r>
+        <w:rPr>
+          <w:caps w:val="0"/>
+        </w:rPr>
+        <w:t>ou</w:t>
+      </w:r>
+      <w:r>
+        <w:t xml:space="preserve"> binários</w:t>
       </w:r>
     </w:p>
     <w:p>
@@ -147,10 +156,20 @@
       <w:r>
         <w:rPr>
           <w:rFonts w:ascii="Arial" w:hAnsi="Arial" w:cs="Arial"/>
-          <w:sz w:val="22"/>
-          <w:szCs w:val="22"/>
-        </w:rPr>
-        <w:t>Exemplos apresentados nos slides: chaves fim de curso, sensores indutivos, capacitivos e ópticos.</w:t>
+          <w:b/>
+          <w:bCs/>
+          <w:sz w:val="22"/>
+          <w:szCs w:val="22"/>
+        </w:rPr>
+        <w:t>Exemplos:</w:t>
+      </w:r>
+      <w:r>
+        <w:rPr>
+          <w:rFonts w:ascii="Arial" w:hAnsi="Arial" w:cs="Arial"/>
+          <w:sz w:val="22"/>
+          <w:szCs w:val="22"/>
+        </w:rPr>
+        <w:t xml:space="preserve"> chaves fim de curso, sensores indutivos, capacitivos e ópticos.</w:t>
       </w:r>
     </w:p>
     <w:p>
@@ -209,7 +228,43 @@
           <w:sz w:val="22"/>
           <w:szCs w:val="22"/>
         </w:rPr>
-        <w:t>No chaveamento PNP (Sourcing), ao detectar o objeto, o sensor envia o potencial positivo (+Vcc) para a carga ou para a entrada do CLP.</w:t>
+        <w:t xml:space="preserve">No chaveamento </w:t>
+      </w:r>
+      <w:r>
+        <w:rPr>
+          <w:rFonts w:ascii="Arial" w:hAnsi="Arial" w:cs="Arial"/>
+          <w:b/>
+          <w:bCs/>
+          <w:sz w:val="22"/>
+          <w:szCs w:val="22"/>
+        </w:rPr>
+        <w:t>PNP (Sourcing)</w:t>
+      </w:r>
+      <w:r>
+        <w:rPr>
+          <w:rFonts w:ascii="Arial" w:hAnsi="Arial" w:cs="Arial"/>
+          <w:sz w:val="22"/>
+          <w:szCs w:val="22"/>
+        </w:rPr>
+        <w:t>, ao detectar o objeto, o sensor envia o potencial positivo (</w:t>
+      </w:r>
+      <w:r>
+        <w:rPr>
+          <w:rFonts w:ascii="Arial" w:hAnsi="Arial" w:cs="Arial"/>
+          <w:b/>
+          <w:bCs/>
+          <w:sz w:val="22"/>
+          <w:szCs w:val="22"/>
+        </w:rPr>
+        <w:t>+Vcc</w:t>
+      </w:r>
+      <w:r>
+        <w:rPr>
+          <w:rFonts w:ascii="Arial" w:hAnsi="Arial" w:cs="Arial"/>
+          <w:sz w:val="22"/>
+          <w:szCs w:val="22"/>
+        </w:rPr>
+        <w:t>) para a carga ou para a entrada do CLP.</w:t>
       </w:r>
     </w:p>
     <w:p>
@@ -234,7 +289,43 @@
           <w:sz w:val="22"/>
           <w:szCs w:val="22"/>
         </w:rPr>
-        <w:t>No chaveamento NPN (Sinking), ao detectar o objeto, o sensor conecta a carga ao polo negativo (0 V/GND).</w:t>
+        <w:t xml:space="preserve">No chaveamento </w:t>
+      </w:r>
+      <w:r>
+        <w:rPr>
+          <w:rFonts w:ascii="Arial" w:hAnsi="Arial" w:cs="Arial"/>
+          <w:b/>
+          <w:bCs/>
+          <w:sz w:val="22"/>
+          <w:szCs w:val="22"/>
+        </w:rPr>
+        <w:t>NPN (Sinking)</w:t>
+      </w:r>
+      <w:r>
+        <w:rPr>
+          <w:rFonts w:ascii="Arial" w:hAnsi="Arial" w:cs="Arial"/>
+          <w:sz w:val="22"/>
+          <w:szCs w:val="22"/>
+        </w:rPr>
+        <w:t>, ao detectar o objeto, o sensor conecta a carga ao polo negativo (</w:t>
+      </w:r>
+      <w:r>
+        <w:rPr>
+          <w:rFonts w:ascii="Arial" w:hAnsi="Arial" w:cs="Arial"/>
+          <w:b/>
+          <w:bCs/>
+          <w:sz w:val="22"/>
+          <w:szCs w:val="22"/>
+        </w:rPr>
+        <w:t>0 V/GND</w:t>
+      </w:r>
+      <w:r>
+        <w:rPr>
+          <w:rFonts w:ascii="Arial" w:hAnsi="Arial" w:cs="Arial"/>
+          <w:sz w:val="22"/>
+          <w:szCs w:val="22"/>
+        </w:rPr>
+        <w:t>).</w:t>
       </w:r>
     </w:p>
     <w:p>
@@ -242,24 +333,97 @@
         <w:pStyle w:val="Abnt-02"/>
       </w:pPr>
       <w:r>
-        <w:t>3.3 NA e NF</w:t>
-      </w:r>
-    </w:p>
-    <w:p>
-      <w:pPr>
-        <w:rPr>
-          <w:rFonts w:ascii="Arial" w:hAnsi="Arial" w:cs="Arial"/>
-          <w:sz w:val="22"/>
-          <w:szCs w:val="22"/>
-        </w:rPr>
-      </w:pPr>
-      <w:r>
-        <w:rPr>
-          <w:rFonts w:ascii="Arial" w:hAnsi="Arial" w:cs="Arial"/>
-          <w:sz w:val="22"/>
-          <w:szCs w:val="22"/>
-        </w:rPr>
-        <w:t>NA significa Normalmente Aberto e NF significa Normalmente Fechado. Essas denominações indicam o estado normal do contato do dispositivo.</w:t>
+        <w:t xml:space="preserve">3.3 NA </w:t>
+      </w:r>
+      <w:r>
+        <w:rPr>
+          <w:caps w:val="0"/>
+        </w:rPr>
+        <w:t>e</w:t>
+      </w:r>
+      <w:r>
+        <w:t xml:space="preserve"> NF</w:t>
+      </w:r>
+    </w:p>
+    <w:p>
+      <w:pPr>
+        <w:rPr>
+          <w:rFonts w:ascii="Arial" w:hAnsi="Arial" w:cs="Arial"/>
+          <w:sz w:val="22"/>
+          <w:szCs w:val="22"/>
+        </w:rPr>
+      </w:pPr>
+      <w:r>
+        <w:rPr>
+          <w:rFonts w:ascii="Arial" w:hAnsi="Arial" w:cs="Arial"/>
+          <w:b/>
+          <w:bCs/>
+          <w:sz w:val="22"/>
+          <w:szCs w:val="22"/>
+        </w:rPr>
+        <w:t>NA</w:t>
+      </w:r>
+      <w:r>
+        <w:rPr>
+          <w:rFonts w:ascii="Arial" w:hAnsi="Arial" w:cs="Arial"/>
+          <w:sz w:val="22"/>
+          <w:szCs w:val="22"/>
+        </w:rPr>
+        <w:t xml:space="preserve"> significa </w:t>
+      </w:r>
+      <w:r>
+        <w:rPr>
+          <w:rFonts w:ascii="Arial" w:hAnsi="Arial" w:cs="Arial"/>
+          <w:b/>
+          <w:bCs/>
+          <w:sz w:val="22"/>
+          <w:szCs w:val="22"/>
+        </w:rPr>
+        <w:t>Normalmente Aberto</w:t>
+      </w:r>
+      <w:r>
+        <w:rPr>
+          <w:rFonts w:ascii="Arial" w:hAnsi="Arial" w:cs="Arial"/>
+          <w:sz w:val="22"/>
+          <w:szCs w:val="22"/>
+        </w:rPr>
+        <w:t xml:space="preserve"> e </w:t>
+      </w:r>
+      <w:r>
+        <w:rPr>
+          <w:rFonts w:ascii="Arial" w:hAnsi="Arial" w:cs="Arial"/>
+          <w:b/>
+          <w:bCs/>
+          <w:sz w:val="22"/>
+          <w:szCs w:val="22"/>
+        </w:rPr>
+        <w:t>NF</w:t>
+      </w:r>
+      <w:r>
+        <w:rPr>
+          <w:rFonts w:ascii="Arial" w:hAnsi="Arial" w:cs="Arial"/>
+          <w:sz w:val="22"/>
+          <w:szCs w:val="22"/>
+        </w:rPr>
+        <w:t xml:space="preserve"> significa </w:t>
+      </w:r>
+      <w:r>
+        <w:rPr>
+          <w:rFonts w:ascii="Arial" w:hAnsi="Arial" w:cs="Arial"/>
+          <w:b/>
+          <w:bCs/>
+          <w:sz w:val="22"/>
+          <w:szCs w:val="22"/>
+        </w:rPr>
+        <w:t>Normalmente Fechado</w:t>
+      </w:r>
+      <w:r>
+        <w:rPr>
+          <w:rFonts w:ascii="Arial" w:hAnsi="Arial" w:cs="Arial"/>
+          <w:sz w:val="22"/>
+          <w:szCs w:val="22"/>
+        </w:rPr>
+        <w:t>. Essas denominações indicam o estado normal do contato do dispositivo.</w:t>
       </w:r>
     </w:p>
     <w:p>
@@ -294,6 +458,7 @@
         <w:spacing w:line="240" w:lineRule="auto"/>
       </w:pPr>
       <w:r>
+        <w:lastRenderedPageBreak/>
         <w:t>5. Sensores Indutivos</w:t>
       </w:r>
     </w:p>
@@ -429,7 +594,23 @@
           <w:sz w:val="22"/>
           <w:szCs w:val="22"/>
         </w:rPr>
-        <w:t>A apresentação mostra uma comparação das características dielétricas de diferentes materiais e indica a realização de testes para determinar a distância sensora para o acionador utilizado.</w:t>
+        <w:t xml:space="preserve">A </w:t>
+      </w:r>
+      <w:r>
+        <w:rPr>
+          <w:rFonts w:ascii="Arial" w:hAnsi="Arial" w:cs="Arial"/>
+          <w:sz w:val="22"/>
+          <w:szCs w:val="22"/>
+        </w:rPr>
+        <w:t>tabela</w:t>
+      </w:r>
+      <w:r>
+        <w:rPr>
+          <w:rFonts w:ascii="Arial" w:hAnsi="Arial" w:cs="Arial"/>
+          <w:sz w:val="22"/>
+          <w:szCs w:val="22"/>
+        </w:rPr>
+        <w:t xml:space="preserve"> mostra uma comparação das características dielétricas de diferentes materiais e indica a realização de testes para determinar a distância sensora para o acionador utilizado.</w:t>
       </w:r>
     </w:p>
     <w:p>
@@ -477,6 +658,8 @@
       <w:r>
         <w:rPr>
           <w:rFonts w:ascii="Arial" w:hAnsi="Arial" w:cs="Arial"/>
+          <w:b/>
+          <w:bCs/>
           <w:sz w:val="22"/>
           <w:szCs w:val="22"/>
         </w:rPr>
@@ -485,6 +668,8 @@
       <w:r>
         <w:rPr>
           <w:rFonts w:ascii="Cambria Math" w:hAnsi="Cambria Math" w:cs="Cambria Math"/>
+          <w:b/>
+          <w:bCs/>
           <w:sz w:val="22"/>
           <w:szCs w:val="22"/>
         </w:rPr>
@@ -493,10 +678,20 @@
       <w:r>
         <w:rPr>
           <w:rFonts w:ascii="Arial" w:hAnsi="Arial" w:cs="Arial"/>
-          <w:sz w:val="22"/>
-          <w:szCs w:val="22"/>
-        </w:rPr>
-        <w:t xml:space="preserve"> ≈ 8,854 × 10</w:t>
+          <w:b/>
+          <w:bCs/>
+          <w:sz w:val="22"/>
+          <w:szCs w:val="22"/>
+        </w:rPr>
+        <w:t xml:space="preserve"> ≈</w:t>
+      </w:r>
+      <w:r>
+        <w:rPr>
+          <w:rFonts w:ascii="Arial" w:hAnsi="Arial" w:cs="Arial"/>
+          <w:sz w:val="22"/>
+          <w:szCs w:val="22"/>
+        </w:rPr>
+        <w:t xml:space="preserve"> 8,854 × 10</w:t>
       </w:r>
       <w:r>
         <w:rPr>
@@ -613,6 +808,7 @@
         <w:pStyle w:val="Abnt-02"/>
       </w:pPr>
       <w:r>
+        <w:lastRenderedPageBreak/>
         <w:t>7.2 Receptor</w:t>
       </w:r>
     </w:p>
@@ -645,26 +841,323 @@
       <w:pPr>
         <w:rPr>
           <w:rFonts w:ascii="Arial" w:hAnsi="Arial" w:cs="Arial"/>
-          <w:sz w:val="22"/>
-          <w:szCs w:val="22"/>
-        </w:rPr>
-      </w:pPr>
-      <w:r>
-        <w:rPr>
-          <w:rFonts w:ascii="Arial" w:hAnsi="Arial" w:cs="Arial"/>
-          <w:sz w:val="22"/>
-          <w:szCs w:val="22"/>
-        </w:rPr>
-        <w:t>A apresentação aborda a influência da cor e do material do acionador na detecção realizada pelo sensor óptico.</w:t>
+          <w:b/>
+          <w:bCs/>
+          <w:sz w:val="22"/>
+          <w:szCs w:val="22"/>
+        </w:rPr>
+      </w:pPr>
+      <w:r>
+        <w:rPr>
+          <w:rFonts w:ascii="Arial" w:hAnsi="Arial" w:cs="Arial"/>
+          <w:b/>
+          <w:bCs/>
+          <w:sz w:val="22"/>
+          <w:szCs w:val="22"/>
+        </w:rPr>
+        <w:t>Impacto no Alcance de Detecção</w:t>
+      </w:r>
+    </w:p>
+    <w:p>
+      <w:pPr>
+        <w:pStyle w:val="PargrafodaLista"/>
+        <w:numPr>
+          <w:ilvl w:val="0"/>
+          <w:numId w:val="3"/>
+        </w:numPr>
+        <w:rPr>
+          <w:rFonts w:ascii="Arial" w:hAnsi="Arial" w:cs="Arial"/>
+          <w:sz w:val="22"/>
+          <w:szCs w:val="22"/>
+        </w:rPr>
+      </w:pPr>
+      <w:r>
+        <w:rPr>
+          <w:rFonts w:ascii="Arial" w:hAnsi="Arial" w:cs="Arial"/>
+          <w:b/>
+          <w:bCs/>
+          <w:sz w:val="22"/>
+          <w:szCs w:val="22"/>
+        </w:rPr>
+        <w:t>Alta Refletividade:</w:t>
+      </w:r>
+      <w:r>
+        <w:rPr>
+          <w:rFonts w:ascii="Arial" w:hAnsi="Arial" w:cs="Arial"/>
+          <w:sz w:val="22"/>
+          <w:szCs w:val="22"/>
+        </w:rPr>
+        <w:t xml:space="preserve"> Cores claras e superfícies metálicas polidas mantêm ou aumentam a distância de detecção nominal do sensor.</w:t>
+      </w:r>
+    </w:p>
+    <w:p>
+      <w:pPr>
+        <w:pStyle w:val="PargrafodaLista"/>
+        <w:rPr>
+          <w:rFonts w:ascii="Arial" w:hAnsi="Arial" w:cs="Arial"/>
+          <w:sz w:val="22"/>
+          <w:szCs w:val="22"/>
+        </w:rPr>
+      </w:pPr>
+    </w:p>
+    <w:p>
+      <w:pPr>
+        <w:pStyle w:val="PargrafodaLista"/>
+        <w:numPr>
+          <w:ilvl w:val="0"/>
+          <w:numId w:val="3"/>
+        </w:numPr>
+        <w:rPr>
+          <w:rFonts w:ascii="Arial" w:hAnsi="Arial" w:cs="Arial"/>
+          <w:sz w:val="22"/>
+          <w:szCs w:val="22"/>
+        </w:rPr>
+      </w:pPr>
+      <w:r>
+        <w:rPr>
+          <w:rFonts w:ascii="Arial" w:hAnsi="Arial" w:cs="Arial"/>
+          <w:b/>
+          <w:bCs/>
+          <w:sz w:val="22"/>
+          <w:szCs w:val="22"/>
+        </w:rPr>
+        <w:t>Alta Absorção:</w:t>
+      </w:r>
+      <w:r>
+        <w:rPr>
+          <w:rFonts w:ascii="Arial" w:hAnsi="Arial" w:cs="Arial"/>
+          <w:sz w:val="22"/>
+          <w:szCs w:val="22"/>
+        </w:rPr>
+        <w:t xml:space="preserve"> Cores escuras e materiais porosos/opacos absorvem a luz emitida, reduzindo drasticamente o alcance útil.</w:t>
+      </w:r>
+    </w:p>
+    <w:p>
+      <w:pPr>
+        <w:pStyle w:val="PargrafodaLista"/>
+        <w:rPr>
+          <w:rFonts w:ascii="Arial" w:hAnsi="Arial" w:cs="Arial"/>
+          <w:sz w:val="22"/>
+          <w:szCs w:val="22"/>
+        </w:rPr>
+      </w:pPr>
+    </w:p>
+    <w:p>
+      <w:pPr>
+        <w:pStyle w:val="PargrafodaLista"/>
+        <w:numPr>
+          <w:ilvl w:val="0"/>
+          <w:numId w:val="3"/>
+        </w:numPr>
+        <w:spacing w:after="0"/>
+        <w:rPr>
+          <w:rFonts w:ascii="Arial" w:hAnsi="Arial" w:cs="Arial"/>
+          <w:sz w:val="22"/>
+          <w:szCs w:val="22"/>
+        </w:rPr>
+      </w:pPr>
+      <w:r>
+        <w:rPr>
+          <w:rFonts w:ascii="Arial" w:hAnsi="Arial" w:cs="Arial"/>
+          <w:b/>
+          <w:bCs/>
+          <w:sz w:val="22"/>
+          <w:szCs w:val="22"/>
+        </w:rPr>
+        <w:t>Cálculo do Alcance Real:</w:t>
+      </w:r>
+      <w:r>
+        <w:rPr>
+          <w:rFonts w:ascii="Arial" w:hAnsi="Arial" w:cs="Arial"/>
+          <w:sz w:val="22"/>
+          <w:szCs w:val="22"/>
+        </w:rPr>
+        <w:t xml:space="preserve"> O alcance real (</w:t>
+      </w:r>
+      <w:r>
+        <w:rPr>
+          <w:rFonts w:ascii="Arial" w:hAnsi="Arial" w:cs="Arial"/>
+          <w:sz w:val="22"/>
+          <w:szCs w:val="22"/>
+        </w:rPr>
+        <w:t>Sᵣ</w:t>
+      </w:r>
+      <w:r>
+        <w:rPr>
+          <w:rFonts w:ascii="Arial" w:hAnsi="Arial" w:cs="Arial"/>
+          <w:sz w:val="22"/>
+          <w:szCs w:val="22"/>
+        </w:rPr>
+        <w:t>) é obtido multiplicando o alcance nominal (</w:t>
+      </w:r>
+      <w:r>
+        <w:rPr>
+          <w:rFonts w:ascii="Arial" w:hAnsi="Arial" w:cs="Arial"/>
+          <w:sz w:val="22"/>
+          <w:szCs w:val="22"/>
+        </w:rPr>
+        <w:t>S</w:t>
+      </w:r>
+      <w:r>
+        <w:rPr>
+          <w:rFonts w:ascii="Cambria Math" w:hAnsi="Cambria Math" w:cs="Cambria Math"/>
+          <w:sz w:val="22"/>
+          <w:szCs w:val="22"/>
+        </w:rPr>
+        <w:t>ₙ</w:t>
+      </w:r>
+      <w:r>
+        <w:rPr>
+          <w:rFonts w:ascii="Arial" w:hAnsi="Arial" w:cs="Arial"/>
+          <w:sz w:val="22"/>
+          <w:szCs w:val="22"/>
+        </w:rPr>
+        <w:t>) fornecido pelo fabricante pelos fatores correspondentes:</w:t>
+      </w:r>
+    </w:p>
+    <w:p>
+      <w:pPr>
+        <w:pStyle w:val="PargrafodaLista"/>
+        <w:spacing w:after="0"/>
+        <w:rPr>
+          <w:rFonts w:ascii="Arial" w:hAnsi="Arial" w:cs="Arial"/>
+          <w:sz w:val="22"/>
+          <w:szCs w:val="22"/>
+        </w:rPr>
+      </w:pPr>
+    </w:p>
+    <w:p>
+      <w:pPr>
+        <w:pStyle w:val="PargrafodaLista"/>
+        <w:spacing w:after="0"/>
+        <w:rPr>
+          <w:rFonts w:ascii="Arial" w:hAnsi="Arial" w:cs="Arial"/>
+          <w:sz w:val="22"/>
+          <w:szCs w:val="22"/>
+        </w:rPr>
+      </w:pPr>
+      <w:r>
+        <w:rPr>
+          <w:rFonts w:ascii="Arial" w:hAnsi="Arial" w:cs="Arial"/>
+          <w:sz w:val="22"/>
+          <w:szCs w:val="22"/>
+        </w:rPr>
+        <w:t>Sᵣ</w:t>
+      </w:r>
+      <w:r>
+        <w:rPr>
+          <w:rFonts w:ascii="Arial" w:hAnsi="Arial" w:cs="Arial"/>
+          <w:sz w:val="22"/>
+          <w:szCs w:val="22"/>
+        </w:rPr>
+        <w:t xml:space="preserve"> = </w:t>
+      </w:r>
+      <w:r>
+        <w:rPr>
+          <w:rFonts w:ascii="Arial" w:hAnsi="Arial" w:cs="Arial"/>
+          <w:sz w:val="22"/>
+          <w:szCs w:val="22"/>
+        </w:rPr>
+        <w:t>S</w:t>
+      </w:r>
+      <w:r>
+        <w:rPr>
+          <w:rFonts w:ascii="Cambria Math" w:hAnsi="Cambria Math" w:cs="Cambria Math"/>
+          <w:sz w:val="22"/>
+          <w:szCs w:val="22"/>
+        </w:rPr>
+        <w:t>ₙ</w:t>
+      </w:r>
+      <w:r>
+        <w:rPr>
+          <w:rFonts w:ascii="Arial" w:hAnsi="Arial" w:cs="Arial"/>
+          <w:sz w:val="22"/>
+          <w:szCs w:val="22"/>
+        </w:rPr>
+        <w:t xml:space="preserve"> </w:t>
+      </w:r>
+      <w:r>
+        <w:rPr>
+          <w:rFonts w:ascii="Arial" w:hAnsi="Arial" w:cs="Arial"/>
+          <w:sz w:val="22"/>
+          <w:szCs w:val="22"/>
+        </w:rPr>
+        <w:t>×</w:t>
+      </w:r>
+      <w:r>
+        <w:rPr>
+          <w:rFonts w:ascii="Arial" w:hAnsi="Arial" w:cs="Arial"/>
+          <w:sz w:val="22"/>
+          <w:szCs w:val="22"/>
+        </w:rPr>
+        <w:t xml:space="preserve"> </w:t>
+      </w:r>
+      <w:r>
+        <w:rPr>
+          <w:rFonts w:ascii="Arial" w:hAnsi="Arial" w:cs="Arial"/>
+          <w:sz w:val="22"/>
+          <w:szCs w:val="22"/>
+        </w:rPr>
+        <w:t>F</w:t>
+      </w:r>
+      <w:r>
+        <w:rPr>
+          <w:rFonts w:ascii="Sans Serif Collection" w:hAnsi="Sans Serif Collection" w:cs="Sans Serif Collection"/>
+          <w:sz w:val="22"/>
+          <w:szCs w:val="22"/>
+        </w:rPr>
+        <w:t>꜀</w:t>
+      </w:r>
+      <w:r>
+        <w:rPr>
+          <w:rFonts w:ascii="Arial" w:hAnsi="Arial" w:cs="Arial"/>
+          <w:sz w:val="22"/>
+          <w:szCs w:val="22"/>
+        </w:rPr>
+        <w:t xml:space="preserve"> </w:t>
+      </w:r>
+      <w:r>
+        <w:rPr>
+          <w:rFonts w:ascii="Arial" w:hAnsi="Arial" w:cs="Arial"/>
+          <w:sz w:val="22"/>
+          <w:szCs w:val="22"/>
+        </w:rPr>
+        <w:t>×</w:t>
+      </w:r>
+      <w:r>
+        <w:rPr>
+          <w:rFonts w:ascii="Arial" w:hAnsi="Arial" w:cs="Arial"/>
+          <w:sz w:val="22"/>
+          <w:szCs w:val="22"/>
+        </w:rPr>
+        <w:t xml:space="preserve"> </w:t>
+      </w:r>
+      <w:r>
+        <w:rPr>
+          <w:rFonts w:ascii="Arial" w:hAnsi="Arial" w:cs="Arial"/>
+          <w:sz w:val="22"/>
+          <w:szCs w:val="22"/>
+        </w:rPr>
+        <w:t>F</w:t>
+      </w:r>
+      <w:r>
+        <w:rPr>
+          <w:rFonts w:ascii="Cambria Math" w:hAnsi="Cambria Math" w:cs="Cambria Math"/>
+          <w:sz w:val="22"/>
+          <w:szCs w:val="22"/>
+        </w:rPr>
+        <w:t>ₘ</w:t>
       </w:r>
     </w:p>
     <w:p>
       <w:pPr>
         <w:pStyle w:val="Abnt-02"/>
       </w:pPr>
+      <w:bookmarkStart w:id="0" w:name="_Hlk240036060"/>
       <w:r>
         <w:t>7.4 Aplicações e especificações</w:t>
       </w:r>
+      <w:bookmarkEnd w:id="0"/>
     </w:p>
     <w:p>
       <w:pPr>
@@ -732,24 +1225,70 @@
         <w:spacing w:line="240" w:lineRule="auto"/>
       </w:pPr>
       <w:r>
-        <w:t>9. Distância Sensora (Sn)</w:t>
-      </w:r>
-    </w:p>
-    <w:p>
-      <w:pPr>
-        <w:rPr>
-          <w:rFonts w:ascii="Arial" w:hAnsi="Arial" w:cs="Arial"/>
-          <w:sz w:val="22"/>
-          <w:szCs w:val="22"/>
-        </w:rPr>
-      </w:pPr>
-      <w:r>
-        <w:rPr>
-          <w:rFonts w:ascii="Arial" w:hAnsi="Arial" w:cs="Arial"/>
-          <w:sz w:val="22"/>
-          <w:szCs w:val="22"/>
-        </w:rPr>
-        <w:t>A distância sensora nominal (Sn) é a distância nominal máxima na qual o sensor detecta a presença de um alvo padrão alinhado à sua face sensora.</w:t>
+        <w:t>9. Distância Sensora (</w:t>
+      </w:r>
+      <w:r>
+        <w:rPr>
+          <w:sz w:val="22"/>
+          <w:szCs w:val="22"/>
+        </w:rPr>
+        <w:t>S</w:t>
+      </w:r>
+      <w:r>
+        <w:rPr>
+          <w:rFonts w:ascii="Cambria Math" w:hAnsi="Cambria Math" w:cs="Cambria Math"/>
+          <w:sz w:val="22"/>
+          <w:szCs w:val="22"/>
+        </w:rPr>
+        <w:t>ₙ</w:t>
+      </w:r>
+      <w:r>
+        <w:t>)</w:t>
+      </w:r>
+    </w:p>
+    <w:p>
+      <w:pPr>
+        <w:rPr>
+          <w:rFonts w:ascii="Arial" w:hAnsi="Arial" w:cs="Arial"/>
+          <w:sz w:val="22"/>
+          <w:szCs w:val="22"/>
+        </w:rPr>
+      </w:pPr>
+      <w:r>
+        <w:rPr>
+          <w:rFonts w:ascii="Arial" w:hAnsi="Arial" w:cs="Arial"/>
+          <w:sz w:val="22"/>
+          <w:szCs w:val="22"/>
+        </w:rPr>
+        <w:t>A distância sensora nominal (</w:t>
+      </w:r>
+      <w:r>
+        <w:rPr>
+          <w:rFonts w:ascii="Arial" w:hAnsi="Arial" w:cs="Arial"/>
+          <w:b/>
+          <w:bCs/>
+          <w:sz w:val="22"/>
+          <w:szCs w:val="22"/>
+        </w:rPr>
+        <w:t>S</w:t>
+      </w:r>
+      <w:r>
+        <w:rPr>
+          <w:rFonts w:ascii="Cambria Math" w:hAnsi="Cambria Math" w:cs="Cambria Math"/>
+          <w:b/>
+          <w:bCs/>
+          <w:sz w:val="22"/>
+          <w:szCs w:val="22"/>
+        </w:rPr>
+        <w:t>ₙ</w:t>
+      </w:r>
+      <w:r>
+        <w:rPr>
+          <w:rFonts w:ascii="Arial" w:hAnsi="Arial" w:cs="Arial"/>
+          <w:sz w:val="22"/>
+          <w:szCs w:val="22"/>
+        </w:rPr>
+        <w:t>) é a distância nominal máxima na qual o sensor detecta a presença de um alvo padrão alinhado à sua face sensora.</w:t>
       </w:r>
     </w:p>
     <w:p>
@@ -763,36 +1302,442 @@
     </w:p>
     <w:p>
       <w:pPr>
-        <w:rPr>
-          <w:rFonts w:ascii="Arial" w:hAnsi="Arial" w:cs="Arial"/>
-          <w:sz w:val="22"/>
-          <w:szCs w:val="22"/>
-        </w:rPr>
-      </w:pPr>
-      <w:r>
-        <w:rPr>
-          <w:rFonts w:ascii="Arial" w:hAnsi="Arial" w:cs="Arial"/>
-          <w:sz w:val="22"/>
-          <w:szCs w:val="22"/>
-        </w:rPr>
-        <w:t>O alvo padrão é um objeto normalizado utilizado pelo fabricante para medir e especificar a distância sensora nominal (Sn).</w:t>
-      </w:r>
-    </w:p>
-    <w:p>
-      <w:pPr>
-        <w:rPr>
-          <w:rFonts w:ascii="Arial" w:hAnsi="Arial" w:cs="Arial"/>
-          <w:sz w:val="22"/>
-          <w:szCs w:val="22"/>
-        </w:rPr>
-      </w:pPr>
-      <w:r>
-        <w:rPr>
-          <w:rFonts w:ascii="Arial" w:hAnsi="Arial" w:cs="Arial"/>
-          <w:sz w:val="22"/>
-          <w:szCs w:val="22"/>
-        </w:rPr>
-        <w:t>Para sensores indutivos, o alvo padrão é uma chapa quadrada de aço carbono (FE 360 / SAE 1020), com 1 mm de espessura e lado igual ao diâmetro da face sensora ou 3 Sn, considerando o que for maior.</w:t>
+        <w:spacing w:after="0"/>
+        <w:rPr>
+          <w:rFonts w:ascii="Arial" w:hAnsi="Arial" w:cs="Arial"/>
+          <w:sz w:val="22"/>
+          <w:szCs w:val="22"/>
+        </w:rPr>
+      </w:pPr>
+      <w:r>
+        <w:rPr>
+          <w:rFonts w:ascii="Arial" w:hAnsi="Arial" w:cs="Arial"/>
+          <w:sz w:val="22"/>
+          <w:szCs w:val="22"/>
+        </w:rPr>
+        <w:t>O alvo padrão é um objeto normalizado utilizado pelo fabricante para medir e especificar a distância sensora nominal (</w:t>
+      </w:r>
+      <w:bookmarkStart w:id="1" w:name="_Hlk240036586"/>
+      <w:r>
+        <w:rPr>
+          <w:rFonts w:ascii="Arial" w:hAnsi="Arial" w:cs="Arial"/>
+          <w:b/>
+          <w:bCs/>
+          <w:sz w:val="22"/>
+          <w:szCs w:val="22"/>
+        </w:rPr>
+        <w:t>S</w:t>
+      </w:r>
+      <w:r>
+        <w:rPr>
+          <w:rFonts w:ascii="Cambria Math" w:hAnsi="Cambria Math" w:cs="Cambria Math"/>
+          <w:b/>
+          <w:bCs/>
+          <w:sz w:val="22"/>
+          <w:szCs w:val="22"/>
+        </w:rPr>
+        <w:t>ₙ</w:t>
+      </w:r>
+      <w:bookmarkEnd w:id="1"/>
+      <w:r>
+        <w:rPr>
+          <w:rFonts w:ascii="Arial" w:hAnsi="Arial" w:cs="Arial"/>
+          <w:sz w:val="22"/>
+          <w:szCs w:val="22"/>
+        </w:rPr>
+        <w:t>).</w:t>
+      </w:r>
+    </w:p>
+    <w:p>
+      <w:pPr>
+        <w:spacing w:after="0"/>
+        <w:rPr>
+          <w:rFonts w:ascii="Arial" w:hAnsi="Arial" w:cs="Arial"/>
+          <w:sz w:val="22"/>
+          <w:szCs w:val="22"/>
+        </w:rPr>
+      </w:pPr>
+    </w:p>
+    <w:p>
+      <w:pPr>
+        <w:pStyle w:val="Abnt-02"/>
+        <w:rPr>
+          <w:rFonts w:ascii="Arial" w:hAnsi="Arial" w:cs="Arial"/>
+          <w:sz w:val="22"/>
+          <w:szCs w:val="22"/>
+        </w:rPr>
+      </w:pPr>
+      <w:r>
+        <w:t>10</w:t>
+      </w:r>
+      <w:r>
+        <w:t>.</w:t>
+      </w:r>
+      <w:r>
+        <w:t>1</w:t>
+      </w:r>
+      <w:r>
+        <w:t xml:space="preserve"> Sensores Indutivos</w:t>
+      </w:r>
+    </w:p>
+    <w:p>
+      <w:pPr>
+        <w:spacing w:after="0"/>
+        <w:rPr>
+          <w:rFonts w:ascii="Arial" w:hAnsi="Arial" w:cs="Arial"/>
+          <w:sz w:val="22"/>
+          <w:szCs w:val="22"/>
+        </w:rPr>
+      </w:pPr>
+      <w:r>
+        <w:rPr>
+          <w:rFonts w:ascii="Arial" w:hAnsi="Arial" w:cs="Arial"/>
+          <w:sz w:val="22"/>
+          <w:szCs w:val="22"/>
+        </w:rPr>
+        <w:t>Para sensores indutivos, o alvo padrão é uma chapa quadrada de aço carbono (</w:t>
+      </w:r>
+      <w:r>
+        <w:rPr>
+          <w:rFonts w:ascii="Arial" w:hAnsi="Arial" w:cs="Arial"/>
+          <w:b/>
+          <w:bCs/>
+          <w:sz w:val="22"/>
+          <w:szCs w:val="22"/>
+        </w:rPr>
+        <w:t>FE 360</w:t>
+      </w:r>
+      <w:r>
+        <w:rPr>
+          <w:rFonts w:ascii="Arial" w:hAnsi="Arial" w:cs="Arial"/>
+          <w:sz w:val="22"/>
+          <w:szCs w:val="22"/>
+        </w:rPr>
+        <w:t xml:space="preserve"> / </w:t>
+      </w:r>
+      <w:r>
+        <w:rPr>
+          <w:rFonts w:ascii="Arial" w:hAnsi="Arial" w:cs="Arial"/>
+          <w:b/>
+          <w:bCs/>
+          <w:sz w:val="22"/>
+          <w:szCs w:val="22"/>
+        </w:rPr>
+        <w:t>SAE 1020</w:t>
+      </w:r>
+      <w:r>
+        <w:rPr>
+          <w:rFonts w:ascii="Arial" w:hAnsi="Arial" w:cs="Arial"/>
+          <w:sz w:val="22"/>
+          <w:szCs w:val="22"/>
+        </w:rPr>
+        <w:t xml:space="preserve">), com 1 mm de espessura e lado igual ao diâmetro da face sensora ou </w:t>
+      </w:r>
+      <w:r>
+        <w:rPr>
+          <w:rFonts w:ascii="Arial" w:hAnsi="Arial" w:cs="Arial"/>
+          <w:b/>
+          <w:bCs/>
+          <w:sz w:val="22"/>
+          <w:szCs w:val="22"/>
+        </w:rPr>
+        <w:t>3</w:t>
+      </w:r>
+      <w:r>
+        <w:rPr>
+          <w:rFonts w:ascii="Arial" w:hAnsi="Arial" w:cs="Arial"/>
+          <w:b/>
+          <w:bCs/>
+          <w:sz w:val="22"/>
+          <w:szCs w:val="22"/>
+        </w:rPr>
+        <w:t xml:space="preserve"> </w:t>
+      </w:r>
+      <w:r>
+        <w:rPr>
+          <w:rFonts w:ascii="Arial" w:hAnsi="Arial" w:cs="Arial"/>
+          <w:b/>
+          <w:bCs/>
+          <w:sz w:val="22"/>
+          <w:szCs w:val="22"/>
+        </w:rPr>
+        <w:t>×</w:t>
+      </w:r>
+      <w:r>
+        <w:rPr>
+          <w:rFonts w:ascii="Arial" w:hAnsi="Arial" w:cs="Arial"/>
+          <w:b/>
+          <w:bCs/>
+          <w:sz w:val="22"/>
+          <w:szCs w:val="22"/>
+        </w:rPr>
+        <w:t xml:space="preserve"> </w:t>
+      </w:r>
+      <w:r>
+        <w:rPr>
+          <w:rFonts w:ascii="Arial" w:hAnsi="Arial" w:cs="Arial"/>
+          <w:b/>
+          <w:bCs/>
+          <w:sz w:val="22"/>
+          <w:szCs w:val="22"/>
+        </w:rPr>
+        <w:t>S</w:t>
+      </w:r>
+      <w:r>
+        <w:rPr>
+          <w:rFonts w:ascii="Cambria Math" w:hAnsi="Cambria Math" w:cs="Cambria Math"/>
+          <w:b/>
+          <w:bCs/>
+          <w:sz w:val="22"/>
+          <w:szCs w:val="22"/>
+        </w:rPr>
+        <w:t>ₙ</w:t>
+      </w:r>
+      <w:r>
+        <w:rPr>
+          <w:rFonts w:ascii="Arial" w:hAnsi="Arial" w:cs="Arial"/>
+          <w:sz w:val="22"/>
+          <w:szCs w:val="22"/>
+        </w:rPr>
+        <w:t>, considerando o que for maior.</w:t>
+      </w:r>
+    </w:p>
+    <w:p>
+      <w:pPr>
+        <w:spacing w:after="0"/>
+        <w:rPr>
+          <w:rFonts w:ascii="Arial" w:hAnsi="Arial" w:cs="Arial"/>
+          <w:sz w:val="22"/>
+          <w:szCs w:val="22"/>
+        </w:rPr>
+      </w:pPr>
+    </w:p>
+    <w:p>
+      <w:pPr>
+        <w:pStyle w:val="Abnt-02"/>
+        <w:rPr>
+          <w:rFonts w:ascii="Arial" w:hAnsi="Arial" w:cs="Arial"/>
+          <w:sz w:val="22"/>
+          <w:szCs w:val="22"/>
+        </w:rPr>
+      </w:pPr>
+      <w:r>
+        <w:t>10</w:t>
+      </w:r>
+      <w:r>
+        <w:t>.</w:t>
+      </w:r>
+      <w:r>
+        <w:t>2</w:t>
+      </w:r>
+      <w:r>
+        <w:t xml:space="preserve"> Sensores Capacitivos</w:t>
+      </w:r>
+    </w:p>
+    <w:p>
+      <w:pPr>
+        <w:spacing w:after="0"/>
+        <w:rPr>
+          <w:rFonts w:ascii="Arial" w:hAnsi="Arial" w:cs="Arial"/>
+          <w:sz w:val="22"/>
+          <w:szCs w:val="22"/>
+        </w:rPr>
+      </w:pPr>
+      <w:r>
+        <w:rPr>
+          <w:rFonts w:ascii="Arial" w:hAnsi="Arial" w:cs="Arial"/>
+          <w:sz w:val="22"/>
+          <w:szCs w:val="22"/>
+        </w:rPr>
+        <w:t>Para sensores capacitivos, o alvo padrão é uma chapa quadrada de aço carbono (</w:t>
+      </w:r>
+      <w:r>
+        <w:rPr>
+          <w:rFonts w:ascii="Arial" w:hAnsi="Arial" w:cs="Arial"/>
+          <w:b/>
+          <w:bCs/>
+          <w:sz w:val="22"/>
+          <w:szCs w:val="22"/>
+        </w:rPr>
+        <w:t>FE 360</w:t>
+      </w:r>
+      <w:r>
+        <w:rPr>
+          <w:rFonts w:ascii="Arial" w:hAnsi="Arial" w:cs="Arial"/>
+          <w:sz w:val="22"/>
+          <w:szCs w:val="22"/>
+        </w:rPr>
+        <w:t xml:space="preserve"> / </w:t>
+      </w:r>
+      <w:r>
+        <w:rPr>
+          <w:rFonts w:ascii="Arial" w:hAnsi="Arial" w:cs="Arial"/>
+          <w:b/>
+          <w:bCs/>
+          <w:sz w:val="22"/>
+          <w:szCs w:val="22"/>
+        </w:rPr>
+        <w:t>SAE 1020</w:t>
+      </w:r>
+      <w:r>
+        <w:rPr>
+          <w:rFonts w:ascii="Arial" w:hAnsi="Arial" w:cs="Arial"/>
+          <w:sz w:val="22"/>
+          <w:szCs w:val="22"/>
+        </w:rPr>
+        <w:t xml:space="preserve">) aterrada, com 1 mm de espessura e lado igual ao diâmetro da face sensora ou </w:t>
+      </w:r>
+      <w:r>
+        <w:rPr>
+          <w:rFonts w:ascii="Arial" w:hAnsi="Arial" w:cs="Arial"/>
+          <w:b/>
+          <w:bCs/>
+          <w:sz w:val="22"/>
+          <w:szCs w:val="22"/>
+        </w:rPr>
+        <w:t xml:space="preserve">3 × </w:t>
+      </w:r>
+      <w:r>
+        <w:rPr>
+          <w:rFonts w:ascii="Arial" w:hAnsi="Arial" w:cs="Arial"/>
+          <w:b/>
+          <w:bCs/>
+          <w:sz w:val="22"/>
+          <w:szCs w:val="22"/>
+        </w:rPr>
+        <w:t>S</w:t>
+      </w:r>
+      <w:r>
+        <w:rPr>
+          <w:rFonts w:ascii="Cambria Math" w:hAnsi="Cambria Math" w:cs="Cambria Math"/>
+          <w:b/>
+          <w:bCs/>
+          <w:sz w:val="22"/>
+          <w:szCs w:val="22"/>
+        </w:rPr>
+        <w:t>ₙ</w:t>
+      </w:r>
+      <w:r>
+        <w:rPr>
+          <w:rFonts w:ascii="Arial" w:hAnsi="Arial" w:cs="Arial"/>
+          <w:sz w:val="22"/>
+          <w:szCs w:val="22"/>
+        </w:rPr>
+        <w:t>, considerando o que for maior.</w:t>
+      </w:r>
+    </w:p>
+    <w:p>
+      <w:pPr>
+        <w:spacing w:after="0"/>
+        <w:rPr>
+          <w:rFonts w:ascii="Arial" w:hAnsi="Arial" w:cs="Arial"/>
+          <w:sz w:val="22"/>
+          <w:szCs w:val="22"/>
+        </w:rPr>
+      </w:pPr>
+    </w:p>
+    <w:p>
+      <w:pPr>
+        <w:pStyle w:val="Abnt-02"/>
+      </w:pPr>
+      <w:r>
+        <w:t>10</w:t>
+      </w:r>
+      <w:r>
+        <w:t>.</w:t>
+      </w:r>
+      <w:r>
+        <w:t>3</w:t>
+      </w:r>
+      <w:r>
+        <w:t xml:space="preserve"> Sensores Ópticos</w:t>
+      </w:r>
+    </w:p>
+    <w:p>
+      <w:pPr>
+        <w:pStyle w:val="PargrafodaLista"/>
+        <w:numPr>
+          <w:ilvl w:val="0"/>
+          <w:numId w:val="5"/>
+        </w:numPr>
+        <w:spacing w:after="0"/>
+      </w:pPr>
+      <w:r>
+        <w:t>Para sensores ópticos difusos, o alvo padrão é um papel branco fosco com 90% de refletância (Kodak White), com formato quadrado de 100 mm × 100 mm ou 200 mm × 200 mm, conforme a faixa de alcance nominal (</w:t>
+      </w:r>
+      <w:r>
+        <w:rPr>
+          <w:b/>
+          <w:bCs/>
+        </w:rPr>
+        <w:t>S</w:t>
+      </w:r>
+      <w:r>
+        <w:rPr>
+          <w:rFonts w:ascii="Cambria Math" w:hAnsi="Cambria Math" w:cs="Cambria Math"/>
+          <w:b/>
+          <w:bCs/>
+        </w:rPr>
+        <w:t>ₙ</w:t>
+      </w:r>
+      <w:r>
+        <w:t>).</w:t>
+      </w:r>
+    </w:p>
+    <w:p>
+      <w:pPr>
+        <w:spacing w:after="0"/>
+      </w:pPr>
+    </w:p>
+    <w:p>
+      <w:pPr>
+        <w:pStyle w:val="PargrafodaLista"/>
+        <w:numPr>
+          <w:ilvl w:val="0"/>
+          <w:numId w:val="5"/>
+        </w:numPr>
+        <w:spacing w:after="0"/>
+      </w:pPr>
+      <w:r>
+        <w:t>Para sensores ópticos retroreflexivos, o alvo padrão é um refletor catadióptrico (</w:t>
+      </w:r>
+      <w:r>
+        <w:rPr>
+          <w:b/>
+          <w:bCs/>
+        </w:rPr>
+        <w:t>espelho prismático</w:t>
+      </w:r>
+      <w:r>
+        <w:t>) de modelo e dimensões especificados pelo fabricante.</w:t>
+      </w:r>
+    </w:p>
+    <w:p>
+      <w:pPr>
+        <w:spacing w:after="0"/>
+      </w:pPr>
+    </w:p>
+    <w:p>
+      <w:pPr>
+        <w:pStyle w:val="PargrafodaLista"/>
+        <w:numPr>
+          <w:ilvl w:val="0"/>
+          <w:numId w:val="5"/>
+        </w:numPr>
+        <w:spacing w:after="0"/>
+      </w:pPr>
+      <w:r>
+        <w:t>Para sensores ópticos do tipo barreira, o alvo padrão é o próprio receptor óptico (para o</w:t>
+      </w:r>
+      <w:r>
+        <w:rPr>
+          <w:b/>
+          <w:bCs/>
+        </w:rPr>
+        <w:t xml:space="preserve"> teste de alcance</w:t>
+      </w:r>
+      <w:r>
+        <w:t>) ou um corpo opaco com dimensão mínima especificada pelo fabricante para a interrupção do feixe.</w:t>
       </w:r>
     </w:p>
     <w:p>
@@ -859,7 +1804,31 @@
           <w:sz w:val="22"/>
           <w:szCs w:val="22"/>
         </w:rPr>
-        <w:t xml:space="preserve"> 1,0 (100% da distância Sn)</w:t>
+        <w:t xml:space="preserve"> 1,0 (100% da distância </w:t>
+      </w:r>
+      <w:r>
+        <w:rPr>
+          <w:rFonts w:ascii="Arial" w:hAnsi="Arial" w:cs="Arial"/>
+          <w:sz w:val="22"/>
+          <w:szCs w:val="22"/>
+        </w:rPr>
+        <w:t>S</w:t>
+      </w:r>
+      <w:r>
+        <w:rPr>
+          <w:rFonts w:ascii="Cambria Math" w:hAnsi="Cambria Math" w:cs="Cambria Math"/>
+          <w:sz w:val="22"/>
+          <w:szCs w:val="22"/>
+        </w:rPr>
+        <w:t>ₙ</w:t>
+      </w:r>
+      <w:r>
+        <w:rPr>
+          <w:rFonts w:ascii="Arial" w:hAnsi="Arial" w:cs="Arial"/>
+          <w:sz w:val="22"/>
+          <w:szCs w:val="22"/>
+        </w:rPr>
+        <w:t>)</w:t>
       </w:r>
     </w:p>
     <w:p>
@@ -1205,50 +2174,6 @@
           <w:szCs w:val="22"/>
         </w:rPr>
         <w:t xml:space="preserve"> utiliza transmissão e recepção de luz, podendo detectar objetos por reflexão ou interrupção do feixe.</w:t>
-      </w:r>
-    </w:p>
-    <w:p>
-      <w:pPr>
-        <w:pStyle w:val="Abnt-01"/>
-        <w:spacing w:line="240" w:lineRule="auto"/>
-      </w:pPr>
-      <w:r>
-        <w:t>13. Observação</w:t>
-      </w:r>
-    </w:p>
-    <w:p>
-      <w:pPr>
-        <w:rPr>
-          <w:rFonts w:ascii="Arial" w:hAnsi="Arial" w:cs="Arial"/>
-          <w:sz w:val="22"/>
-          <w:szCs w:val="22"/>
-        </w:rPr>
-      </w:pPr>
-      <w:r>
-        <w:rPr>
-          <w:rFonts w:ascii="Arial" w:hAnsi="Arial" w:cs="Arial"/>
-          <w:sz w:val="22"/>
-          <w:szCs w:val="22"/>
-        </w:rPr>
-        <w:t xml:space="preserve">Este documento foi limitado aos conteúdos diretamente relacionados a sensores presentes nos slides. Foram retirados tópicos gerais da apresentação que não são necessários para o estudo específico de sensores, como a Pirâmide da Automação, Instrumentação Industrial, Arquitetura e a seção específica de </w:t>
-      </w:r>
-      <w:proofErr w:type="spellStart"/>
-      <w:r>
-        <w:rPr>
-          <w:rFonts w:ascii="Arial" w:hAnsi="Arial" w:cs="Arial"/>
-          <w:sz w:val="22"/>
-          <w:szCs w:val="22"/>
-        </w:rPr>
-        <w:t>Resolvers</w:t>
-      </w:r>
-      <w:proofErr w:type="spellEnd"/>
-      <w:r>
-        <w:rPr>
-          <w:rFonts w:ascii="Arial" w:hAnsi="Arial" w:cs="Arial"/>
-          <w:sz w:val="22"/>
-          <w:szCs w:val="22"/>
-        </w:rPr>
-        <w:t>.</w:t>
       </w:r>
     </w:p>
     <w:sectPr>
@@ -1264,6 +2189,232 @@
 <file path=word/numbering.xml><?xml version="1.0" encoding="utf-8"?>
 <w:numbering xmlns:wpc="http://schemas.microsoft.com/office/word/2010/wordprocessingCanvas" xmlns:cx="http://schemas.microsoft.com/office/drawing/2014/chartex" xmlns:cx1="http://schemas.microsoft.com/office/drawing/2015/9/8/chartex" xmlns:cx2="http://schemas.microsoft.com/office/drawing/2015/10/21/chartex" xmlns:cx3="http://schemas.microsoft.com/office/drawing/2016/5/9/chartex" xmlns:cx4="http://schemas.microsoft.com/office/drawing/2016/5/10/chartex" xmlns:cx5="http://schemas.microsoft.com/office/drawing/2016/5/11/chartex" xmlns:cx6="http://schemas.microsoft.com/office/drawing/2016/5/12/chartex" xmlns:cx7="http://schemas.microsoft.com/office/drawing/2016/5/13/chartex" xmlns:cx8="http://schemas.microsoft.com/office/drawing/2016/5/14/chartex" xmlns:mc="http://schemas.openxmlformats.org/markup-compatibility/2006" xmlns:aink="http://schemas.microsoft.com/office/drawing/2016/ink" xmlns:am3d="http://schemas.microsoft.com/office/drawing/2017/model3d" xmlns:o="urn:schemas-microsoft-com:office:office" xmlns:oel="http://schemas.microsoft.com/office/2019/extlst" xmlns:r="http://schemas.openxmlformats.org/officeDocument/2006/relationships" xmlns:m="http://schemas.openxmlformats.org/officeDocument/2006/math" xmlns:v="urn:schemas-microsoft-com:vml" xmlns:wp14="http://schemas.microsoft.com/office/word/2010/wordprocessingDrawing" xmlns:wp="http://schemas.openxmlformats.org/drawingml/2006/wordprocessingDrawing" xmlns:w10="urn:schemas-microsoft-com:office:word" xmlns:w="http://schemas.openxmlformats.org/wordprocessingml/2006/main" xmlns:w14="http://schemas.microsoft.com/office/word/2010/wordml" xmlns:w15="http://schemas.microsoft.com/office/word/2012/wordml" xmlns:w16cex="http://schemas.microsoft.com/office/word/2018/wordml/cex" xmlns:w16cid="http://schemas.microsoft.com/office/word/2016/wordml/cid" xmlns:w16="http://schemas.microsoft.com/office/word/2018/wordml" xmlns:w16sdtdh="http://schemas.microsoft.com/office/word/2020/wordml/sdtdatahash" xmlns:w16se="http://schemas.microsoft.com/office/word/2015/wordml/symex" xmlns:wpg="http://schemas.microsoft.com/office/word/2010/wordprocessingGroup" xmlns:wpi="http://schemas.microsoft.com/office/word/2010/wordprocessingInk" xmlns:wne="http://schemas.microsoft.com/office/word/2006/wordml" xmlns:wps="http://schemas.microsoft.com/office/word/2010/wordprocessingShape" mc:Ignorable="w14 w15 w16se w16cid w16 w16cex w16sdtdh wp14">
   <w:abstractNum w:abstractNumId="0" w15:restartNumberingAfterBreak="0">
+    <w:nsid w:val="110C1E9E"/>
+    <w:multiLevelType w:val="hybridMultilevel"/>
+    <w:tmpl w:val="8B8E4C48"/>
+    <w:lvl w:ilvl="0" w:tplc="04160001">
+      <w:start w:val="1"/>
+      <w:numFmt w:val="bullet"/>
+      <w:lvlText w:val=""/>
+      <w:lvlJc w:val="left"/>
+      <w:pPr>
+        <w:ind w:left="720" w:hanging="360"/>
+      </w:pPr>
+      <w:rPr>
+        <w:rFonts w:ascii="Symbol" w:hAnsi="Symbol" w:hint="default"/>
+      </w:rPr>
+    </w:lvl>
+    <w:lvl w:ilvl="1" w:tplc="04160003" w:tentative="1">
+      <w:start w:val="1"/>
+      <w:numFmt w:val="bullet"/>
+      <w:lvlText w:val="o"/>
+      <w:lvlJc w:val="left"/>
+      <w:pPr>
+        <w:ind w:left="1440" w:hanging="360"/>
+      </w:pPr>
+      <w:rPr>
+        <w:rFonts w:ascii="Courier New" w:hAnsi="Courier New" w:cs="Courier New" w:hint="default"/>
+      </w:rPr>
+    </w:lvl>
+    <w:lvl w:ilvl="2" w:tplc="04160005" w:tentative="1">
+      <w:start w:val="1"/>
+      <w:numFmt w:val="bullet"/>
+      <w:lvlText w:val=""/>
+      <w:lvlJc w:val="left"/>
+      <w:pPr>
+        <w:ind w:left="2160" w:hanging="360"/>
+      </w:pPr>
+      <w:rPr>
+        <w:rFonts w:ascii="Wingdings" w:hAnsi="Wingdings" w:hint="default"/>
+      </w:rPr>
+    </w:lvl>
+    <w:lvl w:ilvl="3" w:tplc="04160001" w:tentative="1">
+      <w:start w:val="1"/>
+      <w:numFmt w:val="bullet"/>
+      <w:lvlText w:val=""/>
+      <w:lvlJc w:val="left"/>
+      <w:pPr>
+        <w:ind w:left="2880" w:hanging="360"/>
+      </w:pPr>
+      <w:rPr>
+        <w:rFonts w:ascii="Symbol" w:hAnsi="Symbol" w:hint="default"/>
+      </w:rPr>
+    </w:lvl>
+    <w:lvl w:ilvl="4" w:tplc="04160003" w:tentative="1">
+      <w:start w:val="1"/>
+      <w:numFmt w:val="bullet"/>
+      <w:lvlText w:val="o"/>
+      <w:lvlJc w:val="left"/>
+      <w:pPr>
+        <w:ind w:left="3600" w:hanging="360"/>
+      </w:pPr>
+      <w:rPr>
+        <w:rFonts w:ascii="Courier New" w:hAnsi="Courier New" w:cs="Courier New" w:hint="default"/>
+      </w:rPr>
+    </w:lvl>
+    <w:lvl w:ilvl="5" w:tplc="04160005" w:tentative="1">
+      <w:start w:val="1"/>
+      <w:numFmt w:val="bullet"/>
+      <w:lvlText w:val=""/>
+      <w:lvlJc w:val="left"/>
+      <w:pPr>
+        <w:ind w:left="4320" w:hanging="360"/>
+      </w:pPr>
+      <w:rPr>
+        <w:rFonts w:ascii="Wingdings" w:hAnsi="Wingdings" w:hint="default"/>
+      </w:rPr>
+    </w:lvl>
+    <w:lvl w:ilvl="6" w:tplc="04160001" w:tentative="1">
+      <w:start w:val="1"/>
+      <w:numFmt w:val="bullet"/>
+      <w:lvlText w:val=""/>
+      <w:lvlJc w:val="left"/>
+      <w:pPr>
+        <w:ind w:left="5040" w:hanging="360"/>
+      </w:pPr>
+      <w:rPr>
+        <w:rFonts w:ascii="Symbol" w:hAnsi="Symbol" w:hint="default"/>
+      </w:rPr>
+    </w:lvl>
+    <w:lvl w:ilvl="7" w:tplc="04160003" w:tentative="1">
+      <w:start w:val="1"/>
+      <w:numFmt w:val="bullet"/>
+      <w:lvlText w:val="o"/>
+      <w:lvlJc w:val="left"/>
+      <w:pPr>
+        <w:ind w:left="5760" w:hanging="360"/>
+      </w:pPr>
+      <w:rPr>
+        <w:rFonts w:ascii="Courier New" w:hAnsi="Courier New" w:cs="Courier New" w:hint="default"/>
+      </w:rPr>
+    </w:lvl>
+    <w:lvl w:ilvl="8" w:tplc="04160005" w:tentative="1">
+      <w:start w:val="1"/>
+      <w:numFmt w:val="bullet"/>
+      <w:lvlText w:val=""/>
+      <w:lvlJc w:val="left"/>
+      <w:pPr>
+        <w:ind w:left="6480" w:hanging="360"/>
+      </w:pPr>
+      <w:rPr>
+        <w:rFonts w:ascii="Wingdings" w:hAnsi="Wingdings" w:hint="default"/>
+      </w:rPr>
+    </w:lvl>
+  </w:abstractNum>
+  <w:abstractNum w:abstractNumId="1" w15:restartNumberingAfterBreak="0">
+    <w:nsid w:val="31D56F84"/>
+    <w:multiLevelType w:val="hybridMultilevel"/>
+    <w:tmpl w:val="DADA5D2C"/>
+    <w:lvl w:ilvl="0" w:tplc="04160001">
+      <w:start w:val="1"/>
+      <w:numFmt w:val="bullet"/>
+      <w:lvlText w:val=""/>
+      <w:lvlJc w:val="left"/>
+      <w:pPr>
+        <w:ind w:left="720" w:hanging="360"/>
+      </w:pPr>
+      <w:rPr>
+        <w:rFonts w:ascii="Symbol" w:hAnsi="Symbol" w:hint="default"/>
+      </w:rPr>
+    </w:lvl>
+    <w:lvl w:ilvl="1" w:tplc="04160003" w:tentative="1">
+      <w:start w:val="1"/>
+      <w:numFmt w:val="bullet"/>
+      <w:lvlText w:val="o"/>
+      <w:lvlJc w:val="left"/>
+      <w:pPr>
+        <w:ind w:left="1440" w:hanging="360"/>
+      </w:pPr>
+      <w:rPr>
+        <w:rFonts w:ascii="Courier New" w:hAnsi="Courier New" w:cs="Courier New" w:hint="default"/>
+      </w:rPr>
+    </w:lvl>
+    <w:lvl w:ilvl="2" w:tplc="04160005" w:tentative="1">
+      <w:start w:val="1"/>
+      <w:numFmt w:val="bullet"/>
+      <w:lvlText w:val=""/>
+      <w:lvlJc w:val="left"/>
+      <w:pPr>
+        <w:ind w:left="2160" w:hanging="360"/>
+      </w:pPr>
+      <w:rPr>
+        <w:rFonts w:ascii="Wingdings" w:hAnsi="Wingdings" w:hint="default"/>
+      </w:rPr>
+    </w:lvl>
+    <w:lvl w:ilvl="3" w:tplc="04160001" w:tentative="1">
+      <w:start w:val="1"/>
+      <w:numFmt w:val="bullet"/>
+      <w:lvlText w:val=""/>
+      <w:lvlJc w:val="left"/>
+      <w:pPr>
+        <w:ind w:left="2880" w:hanging="360"/>
+      </w:pPr>
+      <w:rPr>
+        <w:rFonts w:ascii="Symbol" w:hAnsi="Symbol" w:hint="default"/>
+      </w:rPr>
+    </w:lvl>
+    <w:lvl w:ilvl="4" w:tplc="04160003" w:tentative="1">
+      <w:start w:val="1"/>
+      <w:numFmt w:val="bullet"/>
+      <w:lvlText w:val="o"/>
+      <w:lvlJc w:val="left"/>
+      <w:pPr>
+        <w:ind w:left="3600" w:hanging="360"/>
+      </w:pPr>
+      <w:rPr>
+        <w:rFonts w:ascii="Courier New" w:hAnsi="Courier New" w:cs="Courier New" w:hint="default"/>
+      </w:rPr>
+    </w:lvl>
+    <w:lvl w:ilvl="5" w:tplc="04160005" w:tentative="1">
+      <w:start w:val="1"/>
+      <w:numFmt w:val="bullet"/>
+      <w:lvlText w:val=""/>
+      <w:lvlJc w:val="left"/>
+      <w:pPr>
+        <w:ind w:left="4320" w:hanging="360"/>
+      </w:pPr>
+      <w:rPr>
+        <w:rFonts w:ascii="Wingdings" w:hAnsi="Wingdings" w:hint="default"/>
+      </w:rPr>
+    </w:lvl>
+    <w:lvl w:ilvl="6" w:tplc="04160001" w:tentative="1">
+      <w:start w:val="1"/>
+      <w:numFmt w:val="bullet"/>
+      <w:lvlText w:val=""/>
+      <w:lvlJc w:val="left"/>
+      <w:pPr>
+        <w:ind w:left="5040" w:hanging="360"/>
+      </w:pPr>
+      <w:rPr>
+        <w:rFonts w:ascii="Symbol" w:hAnsi="Symbol" w:hint="default"/>
+      </w:rPr>
+    </w:lvl>
+    <w:lvl w:ilvl="7" w:tplc="04160003" w:tentative="1">
+      <w:start w:val="1"/>
+      <w:numFmt w:val="bullet"/>
+      <w:lvlText w:val="o"/>
+      <w:lvlJc w:val="left"/>
+      <w:pPr>
+        <w:ind w:left="5760" w:hanging="360"/>
+      </w:pPr>
+      <w:rPr>
+        <w:rFonts w:ascii="Courier New" w:hAnsi="Courier New" w:cs="Courier New" w:hint="default"/>
+      </w:rPr>
+    </w:lvl>
+    <w:lvl w:ilvl="8" w:tplc="04160005" w:tentative="1">
+      <w:start w:val="1"/>
+      <w:numFmt w:val="bullet"/>
+      <w:lvlText w:val=""/>
+      <w:lvlJc w:val="left"/>
+      <w:pPr>
+        <w:ind w:left="6480" w:hanging="360"/>
+      </w:pPr>
+      <w:rPr>
+        <w:rFonts w:ascii="Wingdings" w:hAnsi="Wingdings" w:hint="default"/>
+      </w:rPr>
+    </w:lvl>
+  </w:abstractNum>
+  <w:abstractNum w:abstractNumId="2" w15:restartNumberingAfterBreak="0">
     <w:nsid w:val="4E6E2693"/>
     <w:multiLevelType w:val="hybridMultilevel"/>
     <w:tmpl w:val="2DF431F8"/>
@@ -1376,7 +2527,120 @@
       </w:rPr>
     </w:lvl>
   </w:abstractNum>
-  <w:abstractNum w:abstractNumId="1" w15:restartNumberingAfterBreak="0">
+  <w:abstractNum w:abstractNumId="3" w15:restartNumberingAfterBreak="0">
+    <w:nsid w:val="6E8B1170"/>
+    <w:multiLevelType w:val="hybridMultilevel"/>
+    <w:tmpl w:val="5EC2B78C"/>
+    <w:lvl w:ilvl="0" w:tplc="04160001">
+      <w:start w:val="1"/>
+      <w:numFmt w:val="bullet"/>
+      <w:lvlText w:val=""/>
+      <w:lvlJc w:val="left"/>
+      <w:pPr>
+        <w:ind w:left="720" w:hanging="360"/>
+      </w:pPr>
+      <w:rPr>
+        <w:rFonts w:ascii="Symbol" w:hAnsi="Symbol" w:hint="default"/>
+      </w:rPr>
+    </w:lvl>
+    <w:lvl w:ilvl="1" w:tplc="04160003" w:tentative="1">
+      <w:start w:val="1"/>
+      <w:numFmt w:val="bullet"/>
+      <w:lvlText w:val="o"/>
+      <w:lvlJc w:val="left"/>
+      <w:pPr>
+        <w:ind w:left="1440" w:hanging="360"/>
+      </w:pPr>
+      <w:rPr>
+        <w:rFonts w:ascii="Courier New" w:hAnsi="Courier New" w:cs="Courier New" w:hint="default"/>
+      </w:rPr>
+    </w:lvl>
+    <w:lvl w:ilvl="2" w:tplc="04160005" w:tentative="1">
+      <w:start w:val="1"/>
+      <w:numFmt w:val="bullet"/>
+      <w:lvlText w:val=""/>
+      <w:lvlJc w:val="left"/>
+      <w:pPr>
+        <w:ind w:left="2160" w:hanging="360"/>
+      </w:pPr>
+      <w:rPr>
+        <w:rFonts w:ascii="Wingdings" w:hAnsi="Wingdings" w:hint="default"/>
+      </w:rPr>
+    </w:lvl>
+    <w:lvl w:ilvl="3" w:tplc="04160001" w:tentative="1">
+      <w:start w:val="1"/>
+      <w:numFmt w:val="bullet"/>
+      <w:lvlText w:val=""/>
+      <w:lvlJc w:val="left"/>
+      <w:pPr>
+        <w:ind w:left="2880" w:hanging="360"/>
+      </w:pPr>
+      <w:rPr>
+        <w:rFonts w:ascii="Symbol" w:hAnsi="Symbol" w:hint="default"/>
+      </w:rPr>
+    </w:lvl>
+    <w:lvl w:ilvl="4" w:tplc="04160003" w:tentative="1">
+      <w:start w:val="1"/>
+      <w:numFmt w:val="bullet"/>
+      <w:lvlText w:val="o"/>
+      <w:lvlJc w:val="left"/>
+      <w:pPr>
+        <w:ind w:left="3600" w:hanging="360"/>
+      </w:pPr>
+      <w:rPr>
+        <w:rFonts w:ascii="Courier New" w:hAnsi="Courier New" w:cs="Courier New" w:hint="default"/>
+      </w:rPr>
+    </w:lvl>
+    <w:lvl w:ilvl="5" w:tplc="04160005" w:tentative="1">
+      <w:start w:val="1"/>
+      <w:numFmt w:val="bullet"/>
+      <w:lvlText w:val=""/>
+      <w:lvlJc w:val="left"/>
+      <w:pPr>
+        <w:ind w:left="4320" w:hanging="360"/>
+      </w:pPr>
+      <w:rPr>
+        <w:rFonts w:ascii="Wingdings" w:hAnsi="Wingdings" w:hint="default"/>
+      </w:rPr>
+    </w:lvl>
+    <w:lvl w:ilvl="6" w:tplc="04160001" w:tentative="1">
+      <w:start w:val="1"/>
+      <w:numFmt w:val="bullet"/>
+      <w:lvlText w:val=""/>
+      <w:lvlJc w:val="left"/>
+      <w:pPr>
+        <w:ind w:left="5040" w:hanging="360"/>
+      </w:pPr>
+      <w:rPr>
+        <w:rFonts w:ascii="Symbol" w:hAnsi="Symbol" w:hint="default"/>
+      </w:rPr>
+    </w:lvl>
+    <w:lvl w:ilvl="7" w:tplc="04160003" w:tentative="1">
+      <w:start w:val="1"/>
+      <w:numFmt w:val="bullet"/>
+      <w:lvlText w:val="o"/>
+      <w:lvlJc w:val="left"/>
+      <w:pPr>
+        <w:ind w:left="5760" w:hanging="360"/>
+      </w:pPr>
+      <w:rPr>
+        <w:rFonts w:ascii="Courier New" w:hAnsi="Courier New" w:cs="Courier New" w:hint="default"/>
+      </w:rPr>
+    </w:lvl>
+    <w:lvl w:ilvl="8" w:tplc="04160005" w:tentative="1">
+      <w:start w:val="1"/>
+      <w:numFmt w:val="bullet"/>
+      <w:lvlText w:val=""/>
+      <w:lvlJc w:val="left"/>
+      <w:pPr>
+        <w:ind w:left="6480" w:hanging="360"/>
+      </w:pPr>
+      <w:rPr>
+        <w:rFonts w:ascii="Wingdings" w:hAnsi="Wingdings" w:hint="default"/>
+      </w:rPr>
+    </w:lvl>
+  </w:abstractNum>
+  <w:abstractNum w:abstractNumId="4" w15:restartNumberingAfterBreak="0">
     <w:nsid w:val="71407105"/>
     <w:multiLevelType w:val="hybridMultilevel"/>
     <w:tmpl w:val="4A72549C"/>
@@ -1490,9 +2754,18 @@
     </w:lvl>
   </w:abstractNum>
   <w:num w:numId="1" w16cid:durableId="1309555243">
+    <w:abstractNumId w:val="2"/>
+  </w:num>
+  <w:num w:numId="2" w16cid:durableId="1833372988">
+    <w:abstractNumId w:val="4"/>
+  </w:num>
+  <w:num w:numId="3" w16cid:durableId="852453129">
     <w:abstractNumId w:val="0"/>
   </w:num>
-  <w:num w:numId="2" w16cid:durableId="1833372988">
+  <w:num w:numId="4" w16cid:durableId="1692802072">
+    <w:abstractNumId w:val="3"/>
+  </w:num>
+  <w:num w:numId="5" w16cid:durableId="1051612376">
     <w:abstractNumId w:val="1"/>
   </w:num>
 </w:numbering>

--- a/docs/sensor_especificacoes.docx
+++ b/docs/sensor_especificacoes.docx
@@ -506,19 +506,76 @@
     </w:p>
     <w:p>
       <w:pPr>
-        <w:rPr>
-          <w:rFonts w:ascii="Arial" w:hAnsi="Arial" w:cs="Arial"/>
-          <w:sz w:val="22"/>
-          <w:szCs w:val="22"/>
-        </w:rPr>
-      </w:pPr>
-      <w:r>
-        <w:rPr>
-          <w:rFonts w:ascii="Arial" w:hAnsi="Arial" w:cs="Arial"/>
-          <w:sz w:val="22"/>
-          <w:szCs w:val="22"/>
-        </w:rPr>
-        <w:t>O funcionamento baseia-se na geração de um campo eletromagnético de alta frequência, desenvolvido por uma bobina ressonante instalada na face sensora.</w:t>
+        <w:spacing w:after="0" w:line="240" w:lineRule="auto"/>
+        <w:rPr>
+          <w:rFonts w:ascii="Arial" w:hAnsi="Arial" w:cs="Arial"/>
+          <w:sz w:val="22"/>
+          <w:szCs w:val="22"/>
+        </w:rPr>
+      </w:pPr>
+      <w:r>
+        <w:rPr>
+          <w:rFonts w:ascii="Arial" w:hAnsi="Arial" w:cs="Arial"/>
+          <w:sz w:val="22"/>
+          <w:szCs w:val="22"/>
+        </w:rPr>
+        <w:t>O funcionamento baseia-se na geração de um campo eletromagnético de alta frequência na face sensora, produzido por uma bobina interna associada a um circuito oscilador.</w:t>
+      </w:r>
+    </w:p>
+    <w:p>
+      <w:pPr>
+        <w:spacing w:after="0" w:line="240" w:lineRule="auto"/>
+        <w:rPr>
+          <w:rFonts w:ascii="Arial" w:hAnsi="Arial" w:cs="Arial"/>
+          <w:sz w:val="22"/>
+          <w:szCs w:val="22"/>
+        </w:rPr>
+      </w:pPr>
+    </w:p>
+    <w:p>
+      <w:pPr>
+        <w:spacing w:after="0" w:line="240" w:lineRule="auto"/>
+        <w:rPr>
+          <w:rFonts w:ascii="Arial" w:hAnsi="Arial" w:cs="Arial"/>
+          <w:sz w:val="22"/>
+          <w:szCs w:val="22"/>
+        </w:rPr>
+      </w:pPr>
+      <w:r>
+        <w:rPr>
+          <w:rFonts w:ascii="Arial" w:hAnsi="Arial" w:cs="Arial"/>
+          <w:sz w:val="22"/>
+          <w:szCs w:val="22"/>
+        </w:rPr>
+        <w:t>Quando um objeto metálico aproxima-se da face sensora, correntes parasitas (correntes de Foucault) são induzidas em sua superfície, absorvendo energia do campo e reduzindo a amplitude das oscilações.</w:t>
+      </w:r>
+    </w:p>
+    <w:p>
+      <w:pPr>
+        <w:spacing w:after="0" w:line="240" w:lineRule="auto"/>
+        <w:rPr>
+          <w:rFonts w:ascii="Arial" w:hAnsi="Arial" w:cs="Arial"/>
+          <w:sz w:val="22"/>
+          <w:szCs w:val="22"/>
+        </w:rPr>
+      </w:pPr>
+    </w:p>
+    <w:p>
+      <w:pPr>
+        <w:spacing w:line="240" w:lineRule="auto"/>
+        <w:rPr>
+          <w:rFonts w:ascii="Arial" w:hAnsi="Arial" w:cs="Arial"/>
+          <w:sz w:val="22"/>
+          <w:szCs w:val="22"/>
+        </w:rPr>
+      </w:pPr>
+      <w:r>
+        <w:rPr>
+          <w:rFonts w:ascii="Arial" w:hAnsi="Arial" w:cs="Arial"/>
+          <w:sz w:val="22"/>
+          <w:szCs w:val="22"/>
+        </w:rPr>
+        <w:t>Um circuito avaliador interno detecta essa diminuição na amplitude e comuta o sinal elétrico de saída do sensor.</w:t>
       </w:r>
     </w:p>
     <w:p>
@@ -531,19 +588,144 @@
     </w:p>
     <w:p>
       <w:pPr>
-        <w:rPr>
-          <w:rFonts w:ascii="Arial" w:hAnsi="Arial" w:cs="Arial"/>
-          <w:sz w:val="22"/>
-          <w:szCs w:val="22"/>
-        </w:rPr>
-      </w:pPr>
-      <w:r>
-        <w:rPr>
-          <w:rFonts w:ascii="Arial" w:hAnsi="Arial" w:cs="Arial"/>
-          <w:sz w:val="22"/>
-          <w:szCs w:val="22"/>
-        </w:rPr>
-        <w:t>Os slides apresentam exemplos de aplicação e exemplos de especificação de sensores indutivos.</w:t>
+        <w:pStyle w:val="PargrafodaLista"/>
+        <w:numPr>
+          <w:ilvl w:val="0"/>
+          <w:numId w:val="9"/>
+        </w:numPr>
+        <w:spacing w:after="0"/>
+        <w:rPr>
+          <w:rFonts w:ascii="Arial" w:hAnsi="Arial" w:cs="Arial"/>
+          <w:sz w:val="22"/>
+          <w:szCs w:val="22"/>
+        </w:rPr>
+      </w:pPr>
+      <w:r>
+        <w:rPr>
+          <w:rFonts w:ascii="Arial" w:hAnsi="Arial" w:cs="Arial"/>
+          <w:b/>
+          <w:bCs/>
+          <w:sz w:val="22"/>
+          <w:szCs w:val="22"/>
+        </w:rPr>
+        <w:t>Aplicações Principais:</w:t>
+      </w:r>
+      <w:r>
+        <w:rPr>
+          <w:rFonts w:ascii="Arial" w:hAnsi="Arial" w:cs="Arial"/>
+          <w:sz w:val="22"/>
+          <w:szCs w:val="22"/>
+        </w:rPr>
+        <w:t xml:space="preserve"> Detecção de engrenagens, contagem de peças metálicas em esteiras, controle de fim de curso em máquinas CNC</w:t>
+      </w:r>
+      <w:r>
+        <w:rPr>
+          <w:rFonts w:ascii="Arial" w:hAnsi="Arial" w:cs="Arial"/>
+          <w:sz w:val="22"/>
+          <w:szCs w:val="22"/>
+        </w:rPr>
+        <w:t xml:space="preserve"> </w:t>
+      </w:r>
+      <w:r>
+        <w:rPr>
+          <w:rFonts w:ascii="Arial" w:hAnsi="Arial" w:cs="Arial"/>
+          <w:sz w:val="22"/>
+          <w:szCs w:val="22"/>
+        </w:rPr>
+        <w:t>(Comando Numérico Computadorizado)</w:t>
+      </w:r>
+      <w:r>
+        <w:rPr>
+          <w:rFonts w:ascii="Arial" w:hAnsi="Arial" w:cs="Arial"/>
+          <w:sz w:val="22"/>
+          <w:szCs w:val="22"/>
+        </w:rPr>
+        <w:t xml:space="preserve"> e monitoramento de posicionamento de válvulas.</w:t>
+      </w:r>
+    </w:p>
+    <w:p>
+      <w:pPr>
+        <w:spacing w:after="0"/>
+        <w:rPr>
+          <w:rFonts w:ascii="Arial" w:hAnsi="Arial" w:cs="Arial"/>
+          <w:sz w:val="22"/>
+          <w:szCs w:val="22"/>
+        </w:rPr>
+      </w:pPr>
+    </w:p>
+    <w:p>
+      <w:pPr>
+        <w:pStyle w:val="PargrafodaLista"/>
+        <w:numPr>
+          <w:ilvl w:val="0"/>
+          <w:numId w:val="9"/>
+        </w:numPr>
+        <w:spacing w:after="0"/>
+        <w:rPr>
+          <w:rFonts w:ascii="Arial" w:hAnsi="Arial" w:cs="Arial"/>
+          <w:sz w:val="22"/>
+          <w:szCs w:val="22"/>
+        </w:rPr>
+      </w:pPr>
+      <w:r>
+        <w:rPr>
+          <w:rFonts w:ascii="Arial" w:hAnsi="Arial" w:cs="Arial"/>
+          <w:b/>
+          <w:bCs/>
+          <w:sz w:val="22"/>
+          <w:szCs w:val="22"/>
+        </w:rPr>
+        <w:t>Materiais Detectáveis:</w:t>
+      </w:r>
+      <w:r>
+        <w:rPr>
+          <w:rFonts w:ascii="Arial" w:hAnsi="Arial" w:cs="Arial"/>
+          <w:sz w:val="22"/>
+          <w:szCs w:val="22"/>
+        </w:rPr>
+        <w:t xml:space="preserve"> Apenas materiais condutores/metálicos (aço, alumínio, latão, cobre, etc.).</w:t>
+      </w:r>
+    </w:p>
+    <w:p>
+      <w:pPr>
+        <w:spacing w:after="0"/>
+        <w:rPr>
+          <w:rFonts w:ascii="Arial" w:hAnsi="Arial" w:cs="Arial"/>
+          <w:sz w:val="22"/>
+          <w:szCs w:val="22"/>
+        </w:rPr>
+      </w:pPr>
+    </w:p>
+    <w:p>
+      <w:pPr>
+        <w:pStyle w:val="PargrafodaLista"/>
+        <w:numPr>
+          <w:ilvl w:val="0"/>
+          <w:numId w:val="9"/>
+        </w:numPr>
+        <w:rPr>
+          <w:rFonts w:ascii="Arial" w:hAnsi="Arial" w:cs="Arial"/>
+          <w:sz w:val="22"/>
+          <w:szCs w:val="22"/>
+        </w:rPr>
+      </w:pPr>
+      <w:r>
+        <w:rPr>
+          <w:rFonts w:ascii="Arial" w:hAnsi="Arial" w:cs="Arial"/>
+          <w:b/>
+          <w:bCs/>
+          <w:sz w:val="22"/>
+          <w:szCs w:val="22"/>
+        </w:rPr>
+        <w:t>Principais Especificações:</w:t>
+      </w:r>
+      <w:r>
+        <w:rPr>
+          <w:rFonts w:ascii="Arial" w:hAnsi="Arial" w:cs="Arial"/>
+          <w:sz w:val="22"/>
+          <w:szCs w:val="22"/>
+        </w:rPr>
+        <w:t xml:space="preserve"> Alta imunidade a sujeira, óleos e umidade; alcance de detecção curto (normalmente de 1 mm a 50 mm); alta durabilidade e frequência de comutação elevada.</w:t>
       </w:r>
     </w:p>
     <w:p>
@@ -577,7 +759,59 @@
         <w:pStyle w:val="Abnt-02"/>
       </w:pPr>
       <w:r>
-        <w:t>6.1 Material a ser detectado</w:t>
+        <w:t xml:space="preserve">6.1 </w:t>
+      </w:r>
+      <w:r>
+        <w:t>PRINCÍPIO DE FUNCIONAMENTO</w:t>
+      </w:r>
+    </w:p>
+    <w:p>
+      <w:pPr>
+        <w:spacing w:after="0" w:line="240" w:lineRule="auto"/>
+      </w:pPr>
+      <w:r>
+        <w:t>O funcionamento baseia-se na geração de um campo eletrostático na face sensora, criado por eletrodos metálicos integrados ao circuito interno. O sensor atua essencialmente como um capacitor aberto.</w:t>
+      </w:r>
+    </w:p>
+    <w:p>
+      <w:pPr>
+        <w:spacing w:after="0" w:line="240" w:lineRule="auto"/>
+      </w:pPr>
+    </w:p>
+    <w:p>
+      <w:pPr>
+        <w:spacing w:after="0" w:line="240" w:lineRule="auto"/>
+      </w:pPr>
+      <w:r>
+        <w:t>Quando qualquer objeto (metálico ou não metálico) entra no campo eletrostático, ele altera a constante dielétrica do meio, provocando um aumento na capacitância (C) do circuito oscilador.</w:t>
+      </w:r>
+    </w:p>
+    <w:p>
+      <w:pPr>
+        <w:spacing w:after="0" w:line="240" w:lineRule="auto"/>
+      </w:pPr>
+    </w:p>
+    <w:p>
+      <w:pPr>
+        <w:spacing w:line="240" w:lineRule="auto"/>
+      </w:pPr>
+      <w:r>
+        <w:t>Essa alteração de capacitância eleva a amplitude de oscilação do circuito. Um detector interno identifica essa variação e comuta o sinal elétrico de saída do sensor.</w:t>
+      </w:r>
+    </w:p>
+    <w:p>
+      <w:pPr>
+        <w:pStyle w:val="Abnt-02"/>
+      </w:pPr>
+      <w:r>
+        <w:lastRenderedPageBreak/>
+        <w:t>6.</w:t>
+      </w:r>
+      <w:r>
+        <w:t>2</w:t>
+      </w:r>
+      <w:r>
+        <w:t xml:space="preserve"> Material a ser detectado</w:t>
       </w:r>
     </w:p>
     <w:p>
@@ -618,7 +852,13 @@
         <w:pStyle w:val="Abnt-02"/>
       </w:pPr>
       <w:r>
-        <w:t>6.2 Permissividade elétrica no vácuo (ε</w:t>
+        <w:t>6.</w:t>
+      </w:r>
+      <w:r>
+        <w:t>3</w:t>
+      </w:r>
+      <w:r>
+        <w:t xml:space="preserve"> Permissividade elétrica no vácuo (ε</w:t>
       </w:r>
       <w:r>
         <w:rPr>
@@ -732,24 +972,131 @@
         <w:pStyle w:val="Abnt-02"/>
       </w:pPr>
       <w:r>
-        <w:t>6.3 Aplicações e especificações</w:t>
-      </w:r>
-    </w:p>
-    <w:p>
-      <w:pPr>
-        <w:rPr>
-          <w:rFonts w:ascii="Arial" w:hAnsi="Arial" w:cs="Arial"/>
-          <w:sz w:val="22"/>
-          <w:szCs w:val="22"/>
-        </w:rPr>
-      </w:pPr>
-      <w:r>
-        <w:rPr>
-          <w:rFonts w:ascii="Arial" w:hAnsi="Arial" w:cs="Arial"/>
-          <w:sz w:val="22"/>
-          <w:szCs w:val="22"/>
-        </w:rPr>
-        <w:t>Os slides também apresentam exemplos de aplicação e exemplos de especificação de sensores capacitivos.</w:t>
+        <w:t>6.</w:t>
+      </w:r>
+      <w:r>
+        <w:t>4</w:t>
+      </w:r>
+      <w:r>
+        <w:t xml:space="preserve"> Aplicações e especificações</w:t>
+      </w:r>
+    </w:p>
+    <w:p>
+      <w:pPr>
+        <w:pStyle w:val="PargrafodaLista"/>
+        <w:numPr>
+          <w:ilvl w:val="0"/>
+          <w:numId w:val="8"/>
+        </w:numPr>
+        <w:spacing w:after="0"/>
+        <w:rPr>
+          <w:rFonts w:ascii="Arial" w:hAnsi="Arial" w:cs="Arial"/>
+          <w:sz w:val="22"/>
+          <w:szCs w:val="22"/>
+        </w:rPr>
+      </w:pPr>
+      <w:r>
+        <w:rPr>
+          <w:rFonts w:ascii="Arial" w:hAnsi="Arial" w:cs="Arial"/>
+          <w:b/>
+          <w:bCs/>
+          <w:sz w:val="22"/>
+          <w:szCs w:val="22"/>
+        </w:rPr>
+        <w:t>Aplicações Principais:</w:t>
+      </w:r>
+      <w:r>
+        <w:rPr>
+          <w:rFonts w:ascii="Arial" w:hAnsi="Arial" w:cs="Arial"/>
+          <w:sz w:val="22"/>
+          <w:szCs w:val="22"/>
+        </w:rPr>
+        <w:t xml:space="preserve"> Controle de nível de líquidos em reservatórios não metálicos, detecção de grãos e pós em silos, contagem de embalagens de papelão/plástico e verificação do conteúdo dentro de caixas fechadas.</w:t>
+      </w:r>
+    </w:p>
+    <w:p>
+      <w:pPr>
+        <w:spacing w:after="0"/>
+        <w:rPr>
+          <w:rFonts w:ascii="Arial" w:hAnsi="Arial" w:cs="Arial"/>
+          <w:sz w:val="22"/>
+          <w:szCs w:val="22"/>
+        </w:rPr>
+      </w:pPr>
+    </w:p>
+    <w:p>
+      <w:pPr>
+        <w:pStyle w:val="PargrafodaLista"/>
+        <w:numPr>
+          <w:ilvl w:val="0"/>
+          <w:numId w:val="8"/>
+        </w:numPr>
+        <w:spacing w:after="0"/>
+        <w:rPr>
+          <w:rFonts w:ascii="Arial" w:hAnsi="Arial" w:cs="Arial"/>
+          <w:sz w:val="22"/>
+          <w:szCs w:val="22"/>
+        </w:rPr>
+      </w:pPr>
+      <w:r>
+        <w:rPr>
+          <w:rFonts w:ascii="Arial" w:hAnsi="Arial" w:cs="Arial"/>
+          <w:b/>
+          <w:bCs/>
+          <w:sz w:val="22"/>
+          <w:szCs w:val="22"/>
+        </w:rPr>
+        <w:t>Materiais Detectáveis:</w:t>
+      </w:r>
+      <w:r>
+        <w:rPr>
+          <w:rFonts w:ascii="Arial" w:hAnsi="Arial" w:cs="Arial"/>
+          <w:sz w:val="22"/>
+          <w:szCs w:val="22"/>
+        </w:rPr>
+        <w:t xml:space="preserve"> Materiais metálicos e não metálicos (água, óleo, plástico, vidro, madeira, alimentos, etc.).</w:t>
+      </w:r>
+    </w:p>
+    <w:p>
+      <w:pPr>
+        <w:spacing w:after="0"/>
+        <w:rPr>
+          <w:rFonts w:ascii="Arial" w:hAnsi="Arial" w:cs="Arial"/>
+          <w:sz w:val="22"/>
+          <w:szCs w:val="22"/>
+        </w:rPr>
+      </w:pPr>
+    </w:p>
+    <w:p>
+      <w:pPr>
+        <w:pStyle w:val="PargrafodaLista"/>
+        <w:numPr>
+          <w:ilvl w:val="0"/>
+          <w:numId w:val="8"/>
+        </w:numPr>
+        <w:rPr>
+          <w:rFonts w:ascii="Arial" w:hAnsi="Arial" w:cs="Arial"/>
+          <w:sz w:val="22"/>
+          <w:szCs w:val="22"/>
+        </w:rPr>
+      </w:pPr>
+      <w:r>
+        <w:rPr>
+          <w:rFonts w:ascii="Arial" w:hAnsi="Arial" w:cs="Arial"/>
+          <w:b/>
+          <w:bCs/>
+          <w:sz w:val="22"/>
+          <w:szCs w:val="22"/>
+        </w:rPr>
+        <w:t>Principais Especificações:</w:t>
+      </w:r>
+      <w:r>
+        <w:rPr>
+          <w:rFonts w:ascii="Arial" w:hAnsi="Arial" w:cs="Arial"/>
+          <w:sz w:val="22"/>
+          <w:szCs w:val="22"/>
+        </w:rPr>
+        <w:t xml:space="preserve"> Possui trimpot para ajuste de sensibilidade; distância sensora de curto a médio alcance (2 mm a 25 mm); requer atenção com acúmulo de umidade e resíduos na face sensora.</w:t>
       </w:r>
     </w:p>
     <w:p>
@@ -758,7 +1105,10 @@
         <w:spacing w:line="240" w:lineRule="auto"/>
       </w:pPr>
       <w:r>
-        <w:t>7. Sensores Ópticos</w:t>
+        <w:t xml:space="preserve">7. </w:t>
+      </w:r>
+      <w:r>
+        <w:t>Sensores Ópticos (Fotoelétricos)</w:t>
       </w:r>
     </w:p>
     <w:p>
@@ -808,7 +1158,6 @@
         <w:pStyle w:val="Abnt-02"/>
       </w:pPr>
       <w:r>
-        <w:lastRenderedPageBreak/>
         <w:t>7.2 Receptor</w:t>
       </w:r>
     </w:p>
@@ -1031,7 +1380,7 @@
         <w:pStyle w:val="PargrafodaLista"/>
         <w:spacing w:after="0"/>
         <w:rPr>
-          <w:rFonts w:ascii="Arial" w:hAnsi="Arial" w:cs="Arial"/>
+          <w:rFonts w:ascii="Cambria Math" w:hAnsi="Cambria Math" w:cs="Cambria Math"/>
           <w:sz w:val="22"/>
           <w:szCs w:val="22"/>
         </w:rPr>
@@ -1153,27 +1502,419 @@
       <w:pPr>
         <w:pStyle w:val="Abnt-02"/>
       </w:pPr>
+      <w:r>
+        <w:t xml:space="preserve">7.4 </w:t>
+      </w:r>
+      <w:r>
+        <w:t>SENSOR ÓPTICO POR BARREIRA (THROUGH-BEAM)</w:t>
+      </w:r>
+    </w:p>
+    <w:p>
+      <w:pPr>
+        <w:pStyle w:val="PargrafodaLista"/>
+        <w:numPr>
+          <w:ilvl w:val="0"/>
+          <w:numId w:val="6"/>
+        </w:numPr>
+        <w:spacing w:after="0" w:line="240" w:lineRule="auto"/>
+      </w:pPr>
+      <w:r>
+        <w:rPr>
+          <w:b/>
+          <w:bCs/>
+        </w:rPr>
+        <w:t>Princípio de Funcionamento:</w:t>
+      </w:r>
+      <w:r>
+        <w:t xml:space="preserve"> O transmissor e o receptor são montados em corpos separados e instalados de frente um para o outro. A detecção ocorre no momento em que o objeto passa entre eles e interrompe o feixe de luz contínuo.</w:t>
+      </w:r>
+    </w:p>
+    <w:p>
+      <w:pPr>
+        <w:spacing w:after="0" w:line="240" w:lineRule="auto"/>
+      </w:pPr>
+    </w:p>
+    <w:p>
+      <w:pPr>
+        <w:pStyle w:val="PargrafodaLista"/>
+        <w:numPr>
+          <w:ilvl w:val="0"/>
+          <w:numId w:val="6"/>
+        </w:numPr>
+        <w:spacing w:after="0" w:line="240" w:lineRule="auto"/>
+      </w:pPr>
+      <w:r>
+        <w:rPr>
+          <w:b/>
+          <w:bCs/>
+        </w:rPr>
+        <w:t>Características:</w:t>
+      </w:r>
+      <w:r>
+        <w:t xml:space="preserve"> Oferece o maior alcance de detecção entre todos os tipos (chegando a dezenas de metros) e alta precisão. É imune à cor, textura ou brilho do objeto, exigindo apenas que o material seja opaco à luz.</w:t>
+      </w:r>
+    </w:p>
+    <w:p>
+      <w:pPr>
+        <w:spacing w:after="0" w:line="240" w:lineRule="auto"/>
+      </w:pPr>
+    </w:p>
+    <w:p>
+      <w:pPr>
+        <w:pStyle w:val="PargrafodaLista"/>
+        <w:numPr>
+          <w:ilvl w:val="0"/>
+          <w:numId w:val="6"/>
+        </w:numPr>
+        <w:spacing w:line="240" w:lineRule="auto"/>
+      </w:pPr>
+      <w:r>
+        <w:rPr>
+          <w:b/>
+          <w:bCs/>
+        </w:rPr>
+        <w:t>Exemplo de Aplicação:</w:t>
+      </w:r>
+      <w:r>
+        <w:t xml:space="preserve"> Detecção de veículos em cancelas de pedágio, contagem de grandes volumes em esteiras e sistemas de segurança industrial.</w:t>
+      </w:r>
+    </w:p>
+    <w:p>
+      <w:pPr>
+        <w:pStyle w:val="Abnt-02"/>
+      </w:pPr>
+      <w:r>
+        <w:t>7.</w:t>
+      </w:r>
+      <w:r>
+        <w:t>5</w:t>
+      </w:r>
+      <w:r>
+        <w:t xml:space="preserve"> </w:t>
+      </w:r>
+      <w:r>
+        <w:t>SENSOR ÓPTICO RETROREFLEXIVO</w:t>
+      </w:r>
+    </w:p>
+    <w:p>
+      <w:pPr>
+        <w:pStyle w:val="PargrafodaLista"/>
+        <w:numPr>
+          <w:ilvl w:val="0"/>
+          <w:numId w:val="6"/>
+        </w:numPr>
+        <w:spacing w:after="0" w:line="240" w:lineRule="auto"/>
+      </w:pPr>
+      <w:r>
+        <w:rPr>
+          <w:b/>
+          <w:bCs/>
+        </w:rPr>
+        <w:t xml:space="preserve">Princípio de Funcionamento: </w:t>
+      </w:r>
+      <w:r>
+        <w:t>O transmissor e o receptor ficam no mesmo corpo. O sensor projeta a luz contra um espelho prismático refletor instalado no lado oposto, que devolve a luz ao receptor. O objeto é detectado quando interrompe essa trajetória de luz refletida.</w:t>
+      </w:r>
+    </w:p>
+    <w:p>
+      <w:pPr>
+        <w:pStyle w:val="PargrafodaLista"/>
+        <w:spacing w:after="0" w:line="240" w:lineRule="auto"/>
+        <w:rPr>
+          <w:b/>
+          <w:bCs/>
+        </w:rPr>
+      </w:pPr>
+    </w:p>
+    <w:p>
+      <w:pPr>
+        <w:pStyle w:val="PargrafodaLista"/>
+        <w:numPr>
+          <w:ilvl w:val="0"/>
+          <w:numId w:val="6"/>
+        </w:numPr>
+        <w:spacing w:after="0" w:line="240" w:lineRule="auto"/>
+      </w:pPr>
+      <w:r>
+        <w:rPr>
+          <w:b/>
+          <w:bCs/>
+        </w:rPr>
+        <w:t xml:space="preserve">Características: </w:t>
+      </w:r>
+      <w:r>
+        <w:t>Facilita a instalação elétrica, pois só requer fiação em um dos lados da linha. Possui alcance intermediário e pode utilizar filtros polarizados para evitar falsos acionamentos por objetos muito brilhantes.</w:t>
+      </w:r>
+    </w:p>
+    <w:p>
+      <w:pPr>
+        <w:pStyle w:val="PargrafodaLista"/>
+        <w:spacing w:after="0" w:line="240" w:lineRule="auto"/>
+        <w:rPr>
+          <w:b/>
+          <w:bCs/>
+        </w:rPr>
+      </w:pPr>
+    </w:p>
+    <w:p>
+      <w:pPr>
+        <w:pStyle w:val="PargrafodaLista"/>
+        <w:numPr>
+          <w:ilvl w:val="0"/>
+          <w:numId w:val="6"/>
+        </w:numPr>
+        <w:spacing w:line="240" w:lineRule="auto"/>
+      </w:pPr>
+      <w:r>
+        <w:rPr>
+          <w:b/>
+          <w:bCs/>
+        </w:rPr>
+        <w:t xml:space="preserve">Exemplo de Aplicação: </w:t>
+      </w:r>
+      <w:r>
+        <w:t>Linhas de envase de garrafas, detecção de paletes e sistemas de transporte onde não é viável passar cabos para o lado oposto.</w:t>
+      </w:r>
+    </w:p>
+    <w:p>
+      <w:pPr>
+        <w:pStyle w:val="Abnt-02"/>
+      </w:pPr>
+      <w:r>
+        <w:t>7.</w:t>
+      </w:r>
+      <w:r>
+        <w:t>6</w:t>
+      </w:r>
+      <w:r>
+        <w:t xml:space="preserve"> </w:t>
+      </w:r>
+      <w:r>
+        <w:t>SENSOR ÓPTICO DIFUSO</w:t>
+      </w:r>
+    </w:p>
+    <w:p>
+      <w:pPr>
+        <w:pStyle w:val="PargrafodaLista"/>
+        <w:numPr>
+          <w:ilvl w:val="0"/>
+          <w:numId w:val="6"/>
+        </w:numPr>
+        <w:spacing w:line="240" w:lineRule="auto"/>
+        <w:rPr>
+          <w:b/>
+          <w:bCs/>
+        </w:rPr>
+      </w:pPr>
+      <w:r>
+        <w:rPr>
+          <w:b/>
+          <w:bCs/>
+        </w:rPr>
+        <w:t xml:space="preserve">Princípio de Funcionamento: </w:t>
+      </w:r>
+      <w:r>
+        <w:t>O transmissor e o receptor encontram-se no mesmo invólucro e não utilizam espelhos externos. O feixe luminoso é emitido e reflete diretamente na superfície do próprio objeto a ser detectado, retornando ao receptor.</w:t>
+      </w:r>
+    </w:p>
+    <w:p>
+      <w:pPr>
+        <w:pStyle w:val="PargrafodaLista"/>
+        <w:spacing w:line="240" w:lineRule="auto"/>
+        <w:rPr>
+          <w:b/>
+          <w:bCs/>
+        </w:rPr>
+      </w:pPr>
+    </w:p>
+    <w:p>
+      <w:pPr>
+        <w:pStyle w:val="PargrafodaLista"/>
+        <w:numPr>
+          <w:ilvl w:val="0"/>
+          <w:numId w:val="6"/>
+        </w:numPr>
+        <w:spacing w:line="240" w:lineRule="auto"/>
+        <w:rPr>
+          <w:b/>
+          <w:bCs/>
+        </w:rPr>
+      </w:pPr>
+      <w:r>
+        <w:rPr>
+          <w:b/>
+          <w:bCs/>
+        </w:rPr>
+        <w:t xml:space="preserve">Características: </w:t>
+      </w:r>
+      <w:r>
+        <w:t>É o modelo mais simples e rápido de instalar. No entanto, possui o menor alcance útil e seu funcionamento é totalmente dependente das características do objeto (cor, rugosidade e refletividade do material).</w:t>
+      </w:r>
+    </w:p>
+    <w:p>
+      <w:pPr>
+        <w:pStyle w:val="PargrafodaLista"/>
+        <w:spacing w:line="240" w:lineRule="auto"/>
+        <w:rPr>
+          <w:b/>
+          <w:bCs/>
+        </w:rPr>
+      </w:pPr>
+    </w:p>
+    <w:p>
+      <w:pPr>
+        <w:pStyle w:val="PargrafodaLista"/>
+        <w:numPr>
+          <w:ilvl w:val="0"/>
+          <w:numId w:val="6"/>
+        </w:numPr>
+        <w:spacing w:line="240" w:lineRule="auto"/>
+      </w:pPr>
+      <w:r>
+        <w:rPr>
+          <w:b/>
+          <w:bCs/>
+        </w:rPr>
+        <w:lastRenderedPageBreak/>
+        <w:t xml:space="preserve">Exemplo de Aplicação: </w:t>
+      </w:r>
+      <w:r>
+        <w:t>Identificação da presença de peças pequenas em células robotizadas, detecção de caixas próximas e verificação de nível de preenchimento.</w:t>
+      </w:r>
+    </w:p>
+    <w:p>
+      <w:pPr>
+        <w:pStyle w:val="Abnt-02"/>
+      </w:pPr>
       <w:bookmarkStart w:id="0" w:name="_Hlk240036060"/>
       <w:r>
-        <w:t>7.4 Aplicações e especificações</w:t>
+        <w:t>7.</w:t>
+      </w:r>
+      <w:r>
+        <w:t>7</w:t>
+      </w:r>
+      <w:r>
+        <w:t xml:space="preserve"> Aplicações e especificações</w:t>
       </w:r>
       <w:bookmarkEnd w:id="0"/>
     </w:p>
     <w:p>
       <w:pPr>
-        <w:rPr>
-          <w:rFonts w:ascii="Arial" w:hAnsi="Arial" w:cs="Arial"/>
-          <w:sz w:val="22"/>
-          <w:szCs w:val="22"/>
-        </w:rPr>
-      </w:pPr>
-      <w:r>
-        <w:rPr>
-          <w:rFonts w:ascii="Arial" w:hAnsi="Arial" w:cs="Arial"/>
-          <w:sz w:val="22"/>
-          <w:szCs w:val="22"/>
-        </w:rPr>
-        <w:t>Os slides apresentam exemplos de aplicação e exemplos de especificação de sensores ópticos.</w:t>
+        <w:pStyle w:val="PargrafodaLista"/>
+        <w:numPr>
+          <w:ilvl w:val="0"/>
+          <w:numId w:val="7"/>
+        </w:numPr>
+        <w:spacing w:after="0" w:line="240" w:lineRule="auto"/>
+        <w:rPr>
+          <w:rFonts w:ascii="Arial" w:hAnsi="Arial" w:cs="Arial"/>
+          <w:sz w:val="22"/>
+          <w:szCs w:val="22"/>
+        </w:rPr>
+      </w:pPr>
+      <w:r>
+        <w:rPr>
+          <w:rFonts w:ascii="Arial" w:hAnsi="Arial" w:cs="Arial"/>
+          <w:b/>
+          <w:bCs/>
+          <w:sz w:val="22"/>
+          <w:szCs w:val="22"/>
+        </w:rPr>
+        <w:t>Aplicações Principais:</w:t>
+      </w:r>
+      <w:r>
+        <w:rPr>
+          <w:rFonts w:ascii="Arial" w:hAnsi="Arial" w:cs="Arial"/>
+          <w:sz w:val="22"/>
+          <w:szCs w:val="22"/>
+        </w:rPr>
+        <w:t xml:space="preserve"> Contagem de itens em alta velocidade, linhas de embalagem, leitura de marcas de contraste/rótulos e cortinas de luz para proteção de operadores.</w:t>
+      </w:r>
+    </w:p>
+    <w:p>
+      <w:pPr>
+        <w:spacing w:after="0" w:line="240" w:lineRule="auto"/>
+        <w:rPr>
+          <w:rFonts w:ascii="Arial" w:hAnsi="Arial" w:cs="Arial"/>
+          <w:sz w:val="22"/>
+          <w:szCs w:val="22"/>
+        </w:rPr>
+      </w:pPr>
+    </w:p>
+    <w:p>
+      <w:pPr>
+        <w:pStyle w:val="PargrafodaLista"/>
+        <w:numPr>
+          <w:ilvl w:val="0"/>
+          <w:numId w:val="7"/>
+        </w:numPr>
+        <w:spacing w:after="0" w:line="240" w:lineRule="auto"/>
+        <w:rPr>
+          <w:rFonts w:ascii="Arial" w:hAnsi="Arial" w:cs="Arial"/>
+          <w:sz w:val="22"/>
+          <w:szCs w:val="22"/>
+        </w:rPr>
+      </w:pPr>
+      <w:r>
+        <w:rPr>
+          <w:rFonts w:ascii="Arial" w:hAnsi="Arial" w:cs="Arial"/>
+          <w:b/>
+          <w:bCs/>
+          <w:sz w:val="22"/>
+          <w:szCs w:val="22"/>
+        </w:rPr>
+        <w:t>Materiais Detectáveis:</w:t>
+      </w:r>
+      <w:r>
+        <w:rPr>
+          <w:rFonts w:ascii="Arial" w:hAnsi="Arial" w:cs="Arial"/>
+          <w:sz w:val="22"/>
+          <w:szCs w:val="22"/>
+        </w:rPr>
+        <w:t xml:space="preserve"> Qualquer objeto sólido ou opaco (ou transparentes quando utilizados sensores com refletores/filtros específicos).</w:t>
+      </w:r>
+    </w:p>
+    <w:p>
+      <w:pPr>
+        <w:spacing w:after="0" w:line="240" w:lineRule="auto"/>
+        <w:rPr>
+          <w:rFonts w:ascii="Arial" w:hAnsi="Arial" w:cs="Arial"/>
+          <w:sz w:val="22"/>
+          <w:szCs w:val="22"/>
+        </w:rPr>
+      </w:pPr>
+    </w:p>
+    <w:p>
+      <w:pPr>
+        <w:pStyle w:val="PargrafodaLista"/>
+        <w:numPr>
+          <w:ilvl w:val="0"/>
+          <w:numId w:val="7"/>
+        </w:numPr>
+        <w:spacing w:line="240" w:lineRule="auto"/>
+        <w:rPr>
+          <w:rFonts w:ascii="Arial" w:hAnsi="Arial" w:cs="Arial"/>
+          <w:sz w:val="22"/>
+          <w:szCs w:val="22"/>
+        </w:rPr>
+      </w:pPr>
+      <w:r>
+        <w:rPr>
+          <w:rFonts w:ascii="Arial" w:hAnsi="Arial" w:cs="Arial"/>
+          <w:b/>
+          <w:bCs/>
+          <w:sz w:val="22"/>
+          <w:szCs w:val="22"/>
+        </w:rPr>
+        <w:t>Principais Especificações:</w:t>
+      </w:r>
+      <w:r>
+        <w:rPr>
+          <w:rFonts w:ascii="Arial" w:hAnsi="Arial" w:cs="Arial"/>
+          <w:sz w:val="22"/>
+          <w:szCs w:val="22"/>
+        </w:rPr>
+        <w:t xml:space="preserve"> Maior alcance entre os sensores de proximidade (até dezenas de metros no modo Barreira); resposta extremamente rápida; sensível ao acúmulo de poeira ou névoa nas lentes ópticas.</w:t>
       </w:r>
     </w:p>
     <w:p>
@@ -1451,6 +2192,16 @@
           <w:sz w:val="22"/>
           <w:szCs w:val="22"/>
         </w:rPr>
+        <w:t xml:space="preserve"> ×</w:t>
+      </w:r>
+      <w:r>
+        <w:rPr>
+          <w:rFonts w:ascii="Arial" w:hAnsi="Arial" w:cs="Arial"/>
+          <w:b/>
+          <w:bCs/>
+          <w:sz w:val="22"/>
+          <w:szCs w:val="22"/>
+        </w:rPr>
         <w:t xml:space="preserve"> </w:t>
       </w:r>
       <w:r>
@@ -1461,26 +2212,6 @@
           <w:sz w:val="22"/>
           <w:szCs w:val="22"/>
         </w:rPr>
-        <w:t>×</w:t>
-      </w:r>
-      <w:r>
-        <w:rPr>
-          <w:rFonts w:ascii="Arial" w:hAnsi="Arial" w:cs="Arial"/>
-          <w:b/>
-          <w:bCs/>
-          <w:sz w:val="22"/>
-          <w:szCs w:val="22"/>
-        </w:rPr>
-        <w:t xml:space="preserve"> </w:t>
-      </w:r>
-      <w:r>
-        <w:rPr>
-          <w:rFonts w:ascii="Arial" w:hAnsi="Arial" w:cs="Arial"/>
-          <w:b/>
-          <w:bCs/>
-          <w:sz w:val="22"/>
-          <w:szCs w:val="22"/>
-        </w:rPr>
         <w:t>S</w:t>
       </w:r>
       <w:r>
@@ -1641,6 +2372,7 @@
         <w:pStyle w:val="Abnt-02"/>
       </w:pPr>
       <w:r>
+        <w:lastRenderedPageBreak/>
         <w:t>10</w:t>
       </w:r>
       <w:r>
@@ -2415,6 +3147,232 @@
     </w:lvl>
   </w:abstractNum>
   <w:abstractNum w:abstractNumId="2" w15:restartNumberingAfterBreak="0">
+    <w:nsid w:val="485817DF"/>
+    <w:multiLevelType w:val="hybridMultilevel"/>
+    <w:tmpl w:val="D8027418"/>
+    <w:lvl w:ilvl="0" w:tplc="04160001">
+      <w:start w:val="1"/>
+      <w:numFmt w:val="bullet"/>
+      <w:lvlText w:val=""/>
+      <w:lvlJc w:val="left"/>
+      <w:pPr>
+        <w:ind w:left="720" w:hanging="360"/>
+      </w:pPr>
+      <w:rPr>
+        <w:rFonts w:ascii="Symbol" w:hAnsi="Symbol" w:hint="default"/>
+      </w:rPr>
+    </w:lvl>
+    <w:lvl w:ilvl="1" w:tplc="04160003" w:tentative="1">
+      <w:start w:val="1"/>
+      <w:numFmt w:val="bullet"/>
+      <w:lvlText w:val="o"/>
+      <w:lvlJc w:val="left"/>
+      <w:pPr>
+        <w:ind w:left="1440" w:hanging="360"/>
+      </w:pPr>
+      <w:rPr>
+        <w:rFonts w:ascii="Courier New" w:hAnsi="Courier New" w:cs="Courier New" w:hint="default"/>
+      </w:rPr>
+    </w:lvl>
+    <w:lvl w:ilvl="2" w:tplc="04160005" w:tentative="1">
+      <w:start w:val="1"/>
+      <w:numFmt w:val="bullet"/>
+      <w:lvlText w:val=""/>
+      <w:lvlJc w:val="left"/>
+      <w:pPr>
+        <w:ind w:left="2160" w:hanging="360"/>
+      </w:pPr>
+      <w:rPr>
+        <w:rFonts w:ascii="Wingdings" w:hAnsi="Wingdings" w:hint="default"/>
+      </w:rPr>
+    </w:lvl>
+    <w:lvl w:ilvl="3" w:tplc="04160001" w:tentative="1">
+      <w:start w:val="1"/>
+      <w:numFmt w:val="bullet"/>
+      <w:lvlText w:val=""/>
+      <w:lvlJc w:val="left"/>
+      <w:pPr>
+        <w:ind w:left="2880" w:hanging="360"/>
+      </w:pPr>
+      <w:rPr>
+        <w:rFonts w:ascii="Symbol" w:hAnsi="Symbol" w:hint="default"/>
+      </w:rPr>
+    </w:lvl>
+    <w:lvl w:ilvl="4" w:tplc="04160003" w:tentative="1">
+      <w:start w:val="1"/>
+      <w:numFmt w:val="bullet"/>
+      <w:lvlText w:val="o"/>
+      <w:lvlJc w:val="left"/>
+      <w:pPr>
+        <w:ind w:left="3600" w:hanging="360"/>
+      </w:pPr>
+      <w:rPr>
+        <w:rFonts w:ascii="Courier New" w:hAnsi="Courier New" w:cs="Courier New" w:hint="default"/>
+      </w:rPr>
+    </w:lvl>
+    <w:lvl w:ilvl="5" w:tplc="04160005" w:tentative="1">
+      <w:start w:val="1"/>
+      <w:numFmt w:val="bullet"/>
+      <w:lvlText w:val=""/>
+      <w:lvlJc w:val="left"/>
+      <w:pPr>
+        <w:ind w:left="4320" w:hanging="360"/>
+      </w:pPr>
+      <w:rPr>
+        <w:rFonts w:ascii="Wingdings" w:hAnsi="Wingdings" w:hint="default"/>
+      </w:rPr>
+    </w:lvl>
+    <w:lvl w:ilvl="6" w:tplc="04160001" w:tentative="1">
+      <w:start w:val="1"/>
+      <w:numFmt w:val="bullet"/>
+      <w:lvlText w:val=""/>
+      <w:lvlJc w:val="left"/>
+      <w:pPr>
+        <w:ind w:left="5040" w:hanging="360"/>
+      </w:pPr>
+      <w:rPr>
+        <w:rFonts w:ascii="Symbol" w:hAnsi="Symbol" w:hint="default"/>
+      </w:rPr>
+    </w:lvl>
+    <w:lvl w:ilvl="7" w:tplc="04160003" w:tentative="1">
+      <w:start w:val="1"/>
+      <w:numFmt w:val="bullet"/>
+      <w:lvlText w:val="o"/>
+      <w:lvlJc w:val="left"/>
+      <w:pPr>
+        <w:ind w:left="5760" w:hanging="360"/>
+      </w:pPr>
+      <w:rPr>
+        <w:rFonts w:ascii="Courier New" w:hAnsi="Courier New" w:cs="Courier New" w:hint="default"/>
+      </w:rPr>
+    </w:lvl>
+    <w:lvl w:ilvl="8" w:tplc="04160005" w:tentative="1">
+      <w:start w:val="1"/>
+      <w:numFmt w:val="bullet"/>
+      <w:lvlText w:val=""/>
+      <w:lvlJc w:val="left"/>
+      <w:pPr>
+        <w:ind w:left="6480" w:hanging="360"/>
+      </w:pPr>
+      <w:rPr>
+        <w:rFonts w:ascii="Wingdings" w:hAnsi="Wingdings" w:hint="default"/>
+      </w:rPr>
+    </w:lvl>
+  </w:abstractNum>
+  <w:abstractNum w:abstractNumId="3" w15:restartNumberingAfterBreak="0">
+    <w:nsid w:val="4BCF172A"/>
+    <w:multiLevelType w:val="hybridMultilevel"/>
+    <w:tmpl w:val="B1B4FB92"/>
+    <w:lvl w:ilvl="0" w:tplc="04160001">
+      <w:start w:val="1"/>
+      <w:numFmt w:val="bullet"/>
+      <w:lvlText w:val=""/>
+      <w:lvlJc w:val="left"/>
+      <w:pPr>
+        <w:ind w:left="720" w:hanging="360"/>
+      </w:pPr>
+      <w:rPr>
+        <w:rFonts w:ascii="Symbol" w:hAnsi="Symbol" w:hint="default"/>
+      </w:rPr>
+    </w:lvl>
+    <w:lvl w:ilvl="1" w:tplc="04160003" w:tentative="1">
+      <w:start w:val="1"/>
+      <w:numFmt w:val="bullet"/>
+      <w:lvlText w:val="o"/>
+      <w:lvlJc w:val="left"/>
+      <w:pPr>
+        <w:ind w:left="1440" w:hanging="360"/>
+      </w:pPr>
+      <w:rPr>
+        <w:rFonts w:ascii="Courier New" w:hAnsi="Courier New" w:cs="Courier New" w:hint="default"/>
+      </w:rPr>
+    </w:lvl>
+    <w:lvl w:ilvl="2" w:tplc="04160005" w:tentative="1">
+      <w:start w:val="1"/>
+      <w:numFmt w:val="bullet"/>
+      <w:lvlText w:val=""/>
+      <w:lvlJc w:val="left"/>
+      <w:pPr>
+        <w:ind w:left="2160" w:hanging="360"/>
+      </w:pPr>
+      <w:rPr>
+        <w:rFonts w:ascii="Wingdings" w:hAnsi="Wingdings" w:hint="default"/>
+      </w:rPr>
+    </w:lvl>
+    <w:lvl w:ilvl="3" w:tplc="04160001" w:tentative="1">
+      <w:start w:val="1"/>
+      <w:numFmt w:val="bullet"/>
+      <w:lvlText w:val=""/>
+      <w:lvlJc w:val="left"/>
+      <w:pPr>
+        <w:ind w:left="2880" w:hanging="360"/>
+      </w:pPr>
+      <w:rPr>
+        <w:rFonts w:ascii="Symbol" w:hAnsi="Symbol" w:hint="default"/>
+      </w:rPr>
+    </w:lvl>
+    <w:lvl w:ilvl="4" w:tplc="04160003" w:tentative="1">
+      <w:start w:val="1"/>
+      <w:numFmt w:val="bullet"/>
+      <w:lvlText w:val="o"/>
+      <w:lvlJc w:val="left"/>
+      <w:pPr>
+        <w:ind w:left="3600" w:hanging="360"/>
+      </w:pPr>
+      <w:rPr>
+        <w:rFonts w:ascii="Courier New" w:hAnsi="Courier New" w:cs="Courier New" w:hint="default"/>
+      </w:rPr>
+    </w:lvl>
+    <w:lvl w:ilvl="5" w:tplc="04160005" w:tentative="1">
+      <w:start w:val="1"/>
+      <w:numFmt w:val="bullet"/>
+      <w:lvlText w:val=""/>
+      <w:lvlJc w:val="left"/>
+      <w:pPr>
+        <w:ind w:left="4320" w:hanging="360"/>
+      </w:pPr>
+      <w:rPr>
+        <w:rFonts w:ascii="Wingdings" w:hAnsi="Wingdings" w:hint="default"/>
+      </w:rPr>
+    </w:lvl>
+    <w:lvl w:ilvl="6" w:tplc="04160001" w:tentative="1">
+      <w:start w:val="1"/>
+      <w:numFmt w:val="bullet"/>
+      <w:lvlText w:val=""/>
+      <w:lvlJc w:val="left"/>
+      <w:pPr>
+        <w:ind w:left="5040" w:hanging="360"/>
+      </w:pPr>
+      <w:rPr>
+        <w:rFonts w:ascii="Symbol" w:hAnsi="Symbol" w:hint="default"/>
+      </w:rPr>
+    </w:lvl>
+    <w:lvl w:ilvl="7" w:tplc="04160003" w:tentative="1">
+      <w:start w:val="1"/>
+      <w:numFmt w:val="bullet"/>
+      <w:lvlText w:val="o"/>
+      <w:lvlJc w:val="left"/>
+      <w:pPr>
+        <w:ind w:left="5760" w:hanging="360"/>
+      </w:pPr>
+      <w:rPr>
+        <w:rFonts w:ascii="Courier New" w:hAnsi="Courier New" w:cs="Courier New" w:hint="default"/>
+      </w:rPr>
+    </w:lvl>
+    <w:lvl w:ilvl="8" w:tplc="04160005" w:tentative="1">
+      <w:start w:val="1"/>
+      <w:numFmt w:val="bullet"/>
+      <w:lvlText w:val=""/>
+      <w:lvlJc w:val="left"/>
+      <w:pPr>
+        <w:ind w:left="6480" w:hanging="360"/>
+      </w:pPr>
+      <w:rPr>
+        <w:rFonts w:ascii="Wingdings" w:hAnsi="Wingdings" w:hint="default"/>
+      </w:rPr>
+    </w:lvl>
+  </w:abstractNum>
+  <w:abstractNum w:abstractNumId="4" w15:restartNumberingAfterBreak="0">
     <w:nsid w:val="4E6E2693"/>
     <w:multiLevelType w:val="hybridMultilevel"/>
     <w:tmpl w:val="2DF431F8"/>
@@ -2527,7 +3485,233 @@
       </w:rPr>
     </w:lvl>
   </w:abstractNum>
-  <w:abstractNum w:abstractNumId="3" w15:restartNumberingAfterBreak="0">
+  <w:abstractNum w:abstractNumId="5" w15:restartNumberingAfterBreak="0">
+    <w:nsid w:val="53C85CCE"/>
+    <w:multiLevelType w:val="hybridMultilevel"/>
+    <w:tmpl w:val="11D8C734"/>
+    <w:lvl w:ilvl="0" w:tplc="04160001">
+      <w:start w:val="1"/>
+      <w:numFmt w:val="bullet"/>
+      <w:lvlText w:val=""/>
+      <w:lvlJc w:val="left"/>
+      <w:pPr>
+        <w:ind w:left="720" w:hanging="360"/>
+      </w:pPr>
+      <w:rPr>
+        <w:rFonts w:ascii="Symbol" w:hAnsi="Symbol" w:hint="default"/>
+      </w:rPr>
+    </w:lvl>
+    <w:lvl w:ilvl="1" w:tplc="04160003" w:tentative="1">
+      <w:start w:val="1"/>
+      <w:numFmt w:val="bullet"/>
+      <w:lvlText w:val="o"/>
+      <w:lvlJc w:val="left"/>
+      <w:pPr>
+        <w:ind w:left="1440" w:hanging="360"/>
+      </w:pPr>
+      <w:rPr>
+        <w:rFonts w:ascii="Courier New" w:hAnsi="Courier New" w:cs="Courier New" w:hint="default"/>
+      </w:rPr>
+    </w:lvl>
+    <w:lvl w:ilvl="2" w:tplc="04160005" w:tentative="1">
+      <w:start w:val="1"/>
+      <w:numFmt w:val="bullet"/>
+      <w:lvlText w:val=""/>
+      <w:lvlJc w:val="left"/>
+      <w:pPr>
+        <w:ind w:left="2160" w:hanging="360"/>
+      </w:pPr>
+      <w:rPr>
+        <w:rFonts w:ascii="Wingdings" w:hAnsi="Wingdings" w:hint="default"/>
+      </w:rPr>
+    </w:lvl>
+    <w:lvl w:ilvl="3" w:tplc="04160001" w:tentative="1">
+      <w:start w:val="1"/>
+      <w:numFmt w:val="bullet"/>
+      <w:lvlText w:val=""/>
+      <w:lvlJc w:val="left"/>
+      <w:pPr>
+        <w:ind w:left="2880" w:hanging="360"/>
+      </w:pPr>
+      <w:rPr>
+        <w:rFonts w:ascii="Symbol" w:hAnsi="Symbol" w:hint="default"/>
+      </w:rPr>
+    </w:lvl>
+    <w:lvl w:ilvl="4" w:tplc="04160003" w:tentative="1">
+      <w:start w:val="1"/>
+      <w:numFmt w:val="bullet"/>
+      <w:lvlText w:val="o"/>
+      <w:lvlJc w:val="left"/>
+      <w:pPr>
+        <w:ind w:left="3600" w:hanging="360"/>
+      </w:pPr>
+      <w:rPr>
+        <w:rFonts w:ascii="Courier New" w:hAnsi="Courier New" w:cs="Courier New" w:hint="default"/>
+      </w:rPr>
+    </w:lvl>
+    <w:lvl w:ilvl="5" w:tplc="04160005" w:tentative="1">
+      <w:start w:val="1"/>
+      <w:numFmt w:val="bullet"/>
+      <w:lvlText w:val=""/>
+      <w:lvlJc w:val="left"/>
+      <w:pPr>
+        <w:ind w:left="4320" w:hanging="360"/>
+      </w:pPr>
+      <w:rPr>
+        <w:rFonts w:ascii="Wingdings" w:hAnsi="Wingdings" w:hint="default"/>
+      </w:rPr>
+    </w:lvl>
+    <w:lvl w:ilvl="6" w:tplc="04160001" w:tentative="1">
+      <w:start w:val="1"/>
+      <w:numFmt w:val="bullet"/>
+      <w:lvlText w:val=""/>
+      <w:lvlJc w:val="left"/>
+      <w:pPr>
+        <w:ind w:left="5040" w:hanging="360"/>
+      </w:pPr>
+      <w:rPr>
+        <w:rFonts w:ascii="Symbol" w:hAnsi="Symbol" w:hint="default"/>
+      </w:rPr>
+    </w:lvl>
+    <w:lvl w:ilvl="7" w:tplc="04160003" w:tentative="1">
+      <w:start w:val="1"/>
+      <w:numFmt w:val="bullet"/>
+      <w:lvlText w:val="o"/>
+      <w:lvlJc w:val="left"/>
+      <w:pPr>
+        <w:ind w:left="5760" w:hanging="360"/>
+      </w:pPr>
+      <w:rPr>
+        <w:rFonts w:ascii="Courier New" w:hAnsi="Courier New" w:cs="Courier New" w:hint="default"/>
+      </w:rPr>
+    </w:lvl>
+    <w:lvl w:ilvl="8" w:tplc="04160005" w:tentative="1">
+      <w:start w:val="1"/>
+      <w:numFmt w:val="bullet"/>
+      <w:lvlText w:val=""/>
+      <w:lvlJc w:val="left"/>
+      <w:pPr>
+        <w:ind w:left="6480" w:hanging="360"/>
+      </w:pPr>
+      <w:rPr>
+        <w:rFonts w:ascii="Wingdings" w:hAnsi="Wingdings" w:hint="default"/>
+      </w:rPr>
+    </w:lvl>
+  </w:abstractNum>
+  <w:abstractNum w:abstractNumId="6" w15:restartNumberingAfterBreak="0">
+    <w:nsid w:val="5B62792A"/>
+    <w:multiLevelType w:val="hybridMultilevel"/>
+    <w:tmpl w:val="485AFFA2"/>
+    <w:lvl w:ilvl="0" w:tplc="04160001">
+      <w:start w:val="1"/>
+      <w:numFmt w:val="bullet"/>
+      <w:lvlText w:val=""/>
+      <w:lvlJc w:val="left"/>
+      <w:pPr>
+        <w:ind w:left="720" w:hanging="360"/>
+      </w:pPr>
+      <w:rPr>
+        <w:rFonts w:ascii="Symbol" w:hAnsi="Symbol" w:hint="default"/>
+      </w:rPr>
+    </w:lvl>
+    <w:lvl w:ilvl="1" w:tplc="04160003" w:tentative="1">
+      <w:start w:val="1"/>
+      <w:numFmt w:val="bullet"/>
+      <w:lvlText w:val="o"/>
+      <w:lvlJc w:val="left"/>
+      <w:pPr>
+        <w:ind w:left="1440" w:hanging="360"/>
+      </w:pPr>
+      <w:rPr>
+        <w:rFonts w:ascii="Courier New" w:hAnsi="Courier New" w:cs="Courier New" w:hint="default"/>
+      </w:rPr>
+    </w:lvl>
+    <w:lvl w:ilvl="2" w:tplc="04160005" w:tentative="1">
+      <w:start w:val="1"/>
+      <w:numFmt w:val="bullet"/>
+      <w:lvlText w:val=""/>
+      <w:lvlJc w:val="left"/>
+      <w:pPr>
+        <w:ind w:left="2160" w:hanging="360"/>
+      </w:pPr>
+      <w:rPr>
+        <w:rFonts w:ascii="Wingdings" w:hAnsi="Wingdings" w:hint="default"/>
+      </w:rPr>
+    </w:lvl>
+    <w:lvl w:ilvl="3" w:tplc="04160001" w:tentative="1">
+      <w:start w:val="1"/>
+      <w:numFmt w:val="bullet"/>
+      <w:lvlText w:val=""/>
+      <w:lvlJc w:val="left"/>
+      <w:pPr>
+        <w:ind w:left="2880" w:hanging="360"/>
+      </w:pPr>
+      <w:rPr>
+        <w:rFonts w:ascii="Symbol" w:hAnsi="Symbol" w:hint="default"/>
+      </w:rPr>
+    </w:lvl>
+    <w:lvl w:ilvl="4" w:tplc="04160003" w:tentative="1">
+      <w:start w:val="1"/>
+      <w:numFmt w:val="bullet"/>
+      <w:lvlText w:val="o"/>
+      <w:lvlJc w:val="left"/>
+      <w:pPr>
+        <w:ind w:left="3600" w:hanging="360"/>
+      </w:pPr>
+      <w:rPr>
+        <w:rFonts w:ascii="Courier New" w:hAnsi="Courier New" w:cs="Courier New" w:hint="default"/>
+      </w:rPr>
+    </w:lvl>
+    <w:lvl w:ilvl="5" w:tplc="04160005" w:tentative="1">
+      <w:start w:val="1"/>
+      <w:numFmt w:val="bullet"/>
+      <w:lvlText w:val=""/>
+      <w:lvlJc w:val="left"/>
+      <w:pPr>
+        <w:ind w:left="4320" w:hanging="360"/>
+      </w:pPr>
+      <w:rPr>
+        <w:rFonts w:ascii="Wingdings" w:hAnsi="Wingdings" w:hint="default"/>
+      </w:rPr>
+    </w:lvl>
+    <w:lvl w:ilvl="6" w:tplc="04160001" w:tentative="1">
+      <w:start w:val="1"/>
+      <w:numFmt w:val="bullet"/>
+      <w:lvlText w:val=""/>
+      <w:lvlJc w:val="left"/>
+      <w:pPr>
+        <w:ind w:left="5040" w:hanging="360"/>
+      </w:pPr>
+      <w:rPr>
+        <w:rFonts w:ascii="Symbol" w:hAnsi="Symbol" w:hint="default"/>
+      </w:rPr>
+    </w:lvl>
+    <w:lvl w:ilvl="7" w:tplc="04160003" w:tentative="1">
+      <w:start w:val="1"/>
+      <w:numFmt w:val="bullet"/>
+      <w:lvlText w:val="o"/>
+      <w:lvlJc w:val="left"/>
+      <w:pPr>
+        <w:ind w:left="5760" w:hanging="360"/>
+      </w:pPr>
+      <w:rPr>
+        <w:rFonts w:ascii="Courier New" w:hAnsi="Courier New" w:cs="Courier New" w:hint="default"/>
+      </w:rPr>
+    </w:lvl>
+    <w:lvl w:ilvl="8" w:tplc="04160005" w:tentative="1">
+      <w:start w:val="1"/>
+      <w:numFmt w:val="bullet"/>
+      <w:lvlText w:val=""/>
+      <w:lvlJc w:val="left"/>
+      <w:pPr>
+        <w:ind w:left="6480" w:hanging="360"/>
+      </w:pPr>
+      <w:rPr>
+        <w:rFonts w:ascii="Wingdings" w:hAnsi="Wingdings" w:hint="default"/>
+      </w:rPr>
+    </w:lvl>
+  </w:abstractNum>
+  <w:abstractNum w:abstractNumId="7" w15:restartNumberingAfterBreak="0">
     <w:nsid w:val="6E8B1170"/>
     <w:multiLevelType w:val="hybridMultilevel"/>
     <w:tmpl w:val="5EC2B78C"/>
@@ -2640,7 +3824,7 @@
       </w:rPr>
     </w:lvl>
   </w:abstractNum>
-  <w:abstractNum w:abstractNumId="4" w15:restartNumberingAfterBreak="0">
+  <w:abstractNum w:abstractNumId="8" w15:restartNumberingAfterBreak="0">
     <w:nsid w:val="71407105"/>
     <w:multiLevelType w:val="hybridMultilevel"/>
     <w:tmpl w:val="4A72549C"/>
@@ -2754,19 +3938,31 @@
     </w:lvl>
   </w:abstractNum>
   <w:num w:numId="1" w16cid:durableId="1309555243">
-    <w:abstractNumId w:val="2"/>
+    <w:abstractNumId w:val="4"/>
   </w:num>
   <w:num w:numId="2" w16cid:durableId="1833372988">
-    <w:abstractNumId w:val="4"/>
+    <w:abstractNumId w:val="8"/>
   </w:num>
   <w:num w:numId="3" w16cid:durableId="852453129">
     <w:abstractNumId w:val="0"/>
   </w:num>
   <w:num w:numId="4" w16cid:durableId="1692802072">
-    <w:abstractNumId w:val="3"/>
+    <w:abstractNumId w:val="7"/>
   </w:num>
   <w:num w:numId="5" w16cid:durableId="1051612376">
     <w:abstractNumId w:val="1"/>
+  </w:num>
+  <w:num w:numId="6" w16cid:durableId="439758212">
+    <w:abstractNumId w:val="6"/>
+  </w:num>
+  <w:num w:numId="7" w16cid:durableId="1344631924">
+    <w:abstractNumId w:val="3"/>
+  </w:num>
+  <w:num w:numId="8" w16cid:durableId="967931419">
+    <w:abstractNumId w:val="2"/>
+  </w:num>
+  <w:num w:numId="9" w16cid:durableId="313074678">
+    <w:abstractNumId w:val="5"/>
   </w:num>
 </w:numbering>
 </file>
@@ -3222,7 +4418,6 @@
     <w:next w:val="Normal"/>
     <w:link w:val="Ttulo3Char"/>
     <w:uiPriority w:val="9"/>
-    <w:semiHidden/>
     <w:unhideWhenUsed/>
     <w:qFormat/>
     <w:rsid w:val="00FE59C4"/>
@@ -3429,7 +4624,6 @@
     <w:basedOn w:val="Fontepargpadro"/>
     <w:link w:val="Ttulo3"/>
     <w:uiPriority w:val="9"/>
-    <w:semiHidden/>
     <w:rsid w:val="00FE59C4"/>
     <w:rPr>
       <w:rFonts w:eastAsiaTheme="majorEastAsia" w:cstheme="majorBidi"/>

--- a/docs/sensor_especificacoes.docx
+++ b/docs/sensor_especificacoes.docx
@@ -1593,7 +1593,13 @@
         <w:t xml:space="preserve"> </w:t>
       </w:r>
       <w:r>
-        <w:t>SENSOR ÓPTICO RETROREFLEXIVO</w:t>
+        <w:t>SENSOR ÓPTICO RETROR</w:t>
+      </w:r>
+      <w:r>
+        <w:t>r</w:t>
+      </w:r>
+      <w:r>
+        <w:t>EFLEXIVO</w:t>
       </w:r>
     </w:p>
     <w:p>
@@ -1681,13 +1687,7 @@
         <w:pStyle w:val="Abnt-02"/>
       </w:pPr>
       <w:r>
-        <w:t>7.</w:t>
-      </w:r>
-      <w:r>
-        <w:t>6</w:t>
-      </w:r>
-      <w:r>
-        <w:t xml:space="preserve"> </w:t>
+        <w:t xml:space="preserve">7.6 </w:t>
       </w:r>
       <w:r>
         <w:t>SENSOR ÓPTICO DIFUSO</w:t>
@@ -2431,7 +2431,13 @@
         <w:spacing w:after="0"/>
       </w:pPr>
       <w:r>
-        <w:t>Para sensores ópticos retroreflexivos, o alvo padrão é um refletor catadióptrico (</w:t>
+        <w:t>Para sensores ópticos retror</w:t>
+      </w:r>
+      <w:r>
+        <w:t>r</w:t>
+      </w:r>
+      <w:r>
+        <w:t>eflexivos, o alvo padrão é um refletor catadióptrico (</w:t>
       </w:r>
       <w:r>
         <w:rPr>
@@ -4569,6 +4575,7 @@
   <w:style w:type="character" w:default="1" w:styleId="Fontepargpadro">
     <w:name w:val="Default Paragraph Font"/>
     <w:uiPriority w:val="1"/>
+    <w:semiHidden/>
     <w:unhideWhenUsed/>
   </w:style>
   <w:style w:type="table" w:default="1" w:styleId="Tabelanormal">
